--- a/templates/plananual/RELIGIÓN 1° A 5°/RELIGIÓN 3° - PROGRAMACIÓN CURRICULAR ANUAL .docx
+++ b/templates/plananual/RELIGIÓN 1° A 5°/RELIGIÓN 3° - PROGRAMACIÓN CURRICULAR ANUAL .docx
@@ -8860,6 +8860,7 @@
                 <w:szCs w:val="20"/>
               </w:rPr>
             </w:pPr>
+            <w:bookmarkStart w:id="1" w:name="_Hlk227075175"/>
             <w:r>
               <w:rPr>
                 <w:rFonts w:ascii="Arial Nova Cond" w:hAnsi="Arial Nova Cond" w:cs="Times New Roman"/>
@@ -9136,7 +9137,6 @@
           <w:tcPr>
             <w:tcW w:w="875" w:type="dxa"/>
             <w:vMerge w:val="restart"/>
-            <w:shd w:val="clear" w:color="auto" w:fill="auto"/>
             <w:vAlign w:val="center"/>
           </w:tcPr>
           <w:p>
@@ -9247,7 +9247,6 @@
         <w:tc>
           <w:tcPr>
             <w:tcW w:w="6169" w:type="dxa"/>
-            <w:shd w:val="clear" w:color="auto" w:fill="auto"/>
             <w:vAlign w:val="center"/>
           </w:tcPr>
           <w:p>
@@ -9282,7 +9281,6 @@
         <w:tc>
           <w:tcPr>
             <w:tcW w:w="2015" w:type="dxa"/>
-            <w:shd w:val="clear" w:color="auto" w:fill="auto"/>
             <w:vAlign w:val="center"/>
           </w:tcPr>
           <w:p>
@@ -9321,7 +9319,7 @@
               <w:autoSpaceDE w:val="0"/>
               <w:autoSpaceDN w:val="0"/>
               <w:adjustRightInd w:val="0"/>
-              <w:jc w:val="center"/>
+              <w:jc w:val="both"/>
               <w:rPr>
                 <w:rFonts w:ascii="Arial Nova Cond" w:hAnsi="Arial Nova Cond" w:cs="Arial"/>
                 <w:color w:val="000000"/>
@@ -9345,7 +9343,6 @@
         <w:tc>
           <w:tcPr>
             <w:tcW w:w="1337" w:type="dxa"/>
-            <w:shd w:val="clear" w:color="auto" w:fill="auto"/>
             <w:vAlign w:val="center"/>
           </w:tcPr>
           <w:p>
@@ -9384,7 +9381,6 @@
           <w:tcPr>
             <w:tcW w:w="875" w:type="dxa"/>
             <w:vMerge/>
-            <w:shd w:val="clear" w:color="auto" w:fill="auto"/>
             <w:vAlign w:val="center"/>
           </w:tcPr>
           <w:p>
@@ -9476,7 +9472,6 @@
         <w:tc>
           <w:tcPr>
             <w:tcW w:w="6169" w:type="dxa"/>
-            <w:shd w:val="clear" w:color="auto" w:fill="auto"/>
             <w:vAlign w:val="center"/>
           </w:tcPr>
           <w:p>
@@ -9511,7 +9506,6 @@
         <w:tc>
           <w:tcPr>
             <w:tcW w:w="2015" w:type="dxa"/>
-            <w:shd w:val="clear" w:color="auto" w:fill="auto"/>
             <w:vAlign w:val="center"/>
           </w:tcPr>
           <w:p>
@@ -9550,7 +9544,7 @@
               <w:autoSpaceDE w:val="0"/>
               <w:autoSpaceDN w:val="0"/>
               <w:adjustRightInd w:val="0"/>
-              <w:jc w:val="center"/>
+              <w:jc w:val="both"/>
               <w:rPr>
                 <w:rFonts w:ascii="Arial Nova Cond" w:hAnsi="Arial Nova Cond" w:cs="Arial"/>
                 <w:color w:val="000000"/>
@@ -9574,7 +9568,6 @@
         <w:tc>
           <w:tcPr>
             <w:tcW w:w="1337" w:type="dxa"/>
-            <w:shd w:val="clear" w:color="auto" w:fill="auto"/>
             <w:vAlign w:val="center"/>
           </w:tcPr>
           <w:p>
@@ -9613,7 +9606,6 @@
           <w:tcPr>
             <w:tcW w:w="875" w:type="dxa"/>
             <w:vMerge/>
-            <w:shd w:val="clear" w:color="auto" w:fill="auto"/>
             <w:vAlign w:val="center"/>
           </w:tcPr>
           <w:p>
@@ -9705,7 +9697,6 @@
         <w:tc>
           <w:tcPr>
             <w:tcW w:w="6169" w:type="dxa"/>
-            <w:shd w:val="clear" w:color="auto" w:fill="auto"/>
             <w:vAlign w:val="center"/>
           </w:tcPr>
           <w:p>
@@ -9740,7 +9731,6 @@
         <w:tc>
           <w:tcPr>
             <w:tcW w:w="2015" w:type="dxa"/>
-            <w:shd w:val="clear" w:color="auto" w:fill="auto"/>
             <w:vAlign w:val="center"/>
           </w:tcPr>
           <w:p>
@@ -9779,7 +9769,7 @@
               <w:autoSpaceDE w:val="0"/>
               <w:autoSpaceDN w:val="0"/>
               <w:adjustRightInd w:val="0"/>
-              <w:jc w:val="center"/>
+              <w:jc w:val="both"/>
               <w:rPr>
                 <w:rFonts w:ascii="Arial Nova Cond" w:hAnsi="Arial Nova Cond" w:cs="Arial"/>
                 <w:color w:val="000000"/>
@@ -9803,7 +9793,6 @@
         <w:tc>
           <w:tcPr>
             <w:tcW w:w="1337" w:type="dxa"/>
-            <w:shd w:val="clear" w:color="auto" w:fill="auto"/>
             <w:vAlign w:val="center"/>
           </w:tcPr>
           <w:p>
@@ -9842,7 +9831,6 @@
           <w:tcPr>
             <w:tcW w:w="875" w:type="dxa"/>
             <w:vMerge w:val="restart"/>
-            <w:shd w:val="clear" w:color="auto" w:fill="auto"/>
             <w:vAlign w:val="center"/>
           </w:tcPr>
           <w:p>
@@ -9945,7 +9933,6 @@
         <w:tc>
           <w:tcPr>
             <w:tcW w:w="6169" w:type="dxa"/>
-            <w:shd w:val="clear" w:color="auto" w:fill="auto"/>
             <w:vAlign w:val="center"/>
           </w:tcPr>
           <w:p>
@@ -9981,7 +9968,6 @@
         <w:tc>
           <w:tcPr>
             <w:tcW w:w="2015" w:type="dxa"/>
-            <w:shd w:val="clear" w:color="auto" w:fill="auto"/>
             <w:vAlign w:val="center"/>
           </w:tcPr>
           <w:p>
@@ -10020,7 +10006,7 @@
               <w:autoSpaceDE w:val="0"/>
               <w:autoSpaceDN w:val="0"/>
               <w:adjustRightInd w:val="0"/>
-              <w:jc w:val="center"/>
+              <w:jc w:val="both"/>
               <w:rPr>
                 <w:rFonts w:ascii="Arial Nova Cond" w:hAnsi="Arial Nova Cond" w:cs="Arial"/>
                 <w:color w:val="000000"/>
@@ -10044,7 +10030,6 @@
         <w:tc>
           <w:tcPr>
             <w:tcW w:w="1337" w:type="dxa"/>
-            <w:shd w:val="clear" w:color="auto" w:fill="auto"/>
             <w:vAlign w:val="center"/>
           </w:tcPr>
           <w:p>
@@ -10083,7 +10068,6 @@
           <w:tcPr>
             <w:tcW w:w="875" w:type="dxa"/>
             <w:vMerge/>
-            <w:shd w:val="clear" w:color="auto" w:fill="auto"/>
             <w:vAlign w:val="center"/>
           </w:tcPr>
           <w:p>
@@ -10175,7 +10159,6 @@
         <w:tc>
           <w:tcPr>
             <w:tcW w:w="6169" w:type="dxa"/>
-            <w:shd w:val="clear" w:color="auto" w:fill="auto"/>
             <w:vAlign w:val="center"/>
           </w:tcPr>
           <w:p>
@@ -10211,7 +10194,6 @@
         <w:tc>
           <w:tcPr>
             <w:tcW w:w="2015" w:type="dxa"/>
-            <w:shd w:val="clear" w:color="auto" w:fill="auto"/>
             <w:vAlign w:val="center"/>
           </w:tcPr>
           <w:p>
@@ -10250,7 +10232,7 @@
               <w:autoSpaceDE w:val="0"/>
               <w:autoSpaceDN w:val="0"/>
               <w:adjustRightInd w:val="0"/>
-              <w:jc w:val="center"/>
+              <w:jc w:val="both"/>
               <w:rPr>
                 <w:rFonts w:ascii="Arial Nova Cond" w:hAnsi="Arial Nova Cond" w:cs="Arial"/>
                 <w:color w:val="000000"/>
@@ -10274,7 +10256,6 @@
         <w:tc>
           <w:tcPr>
             <w:tcW w:w="1337" w:type="dxa"/>
-            <w:shd w:val="clear" w:color="auto" w:fill="auto"/>
             <w:vAlign w:val="center"/>
           </w:tcPr>
           <w:p>
@@ -10313,7 +10294,6 @@
           <w:tcPr>
             <w:tcW w:w="875" w:type="dxa"/>
             <w:vMerge w:val="restart"/>
-            <w:shd w:val="clear" w:color="auto" w:fill="auto"/>
             <w:vAlign w:val="center"/>
           </w:tcPr>
           <w:p>
@@ -10417,7 +10397,6 @@
         <w:tc>
           <w:tcPr>
             <w:tcW w:w="6169" w:type="dxa"/>
-            <w:shd w:val="clear" w:color="auto" w:fill="auto"/>
             <w:vAlign w:val="center"/>
           </w:tcPr>
           <w:p>
@@ -10453,7 +10432,6 @@
         <w:tc>
           <w:tcPr>
             <w:tcW w:w="2015" w:type="dxa"/>
-            <w:shd w:val="clear" w:color="auto" w:fill="auto"/>
             <w:vAlign w:val="center"/>
           </w:tcPr>
           <w:p>
@@ -10492,7 +10470,7 @@
               <w:autoSpaceDE w:val="0"/>
               <w:autoSpaceDN w:val="0"/>
               <w:adjustRightInd w:val="0"/>
-              <w:jc w:val="center"/>
+              <w:jc w:val="both"/>
               <w:rPr>
                 <w:rFonts w:ascii="Arial Nova Cond" w:hAnsi="Arial Nova Cond" w:cs="Arial"/>
                 <w:color w:val="000000"/>
@@ -10516,7 +10494,6 @@
         <w:tc>
           <w:tcPr>
             <w:tcW w:w="1337" w:type="dxa"/>
-            <w:shd w:val="clear" w:color="auto" w:fill="auto"/>
             <w:vAlign w:val="center"/>
           </w:tcPr>
           <w:p>
@@ -10555,7 +10532,6 @@
           <w:tcPr>
             <w:tcW w:w="875" w:type="dxa"/>
             <w:vMerge/>
-            <w:shd w:val="clear" w:color="auto" w:fill="auto"/>
             <w:vAlign w:val="center"/>
           </w:tcPr>
           <w:p>
@@ -10647,7 +10623,6 @@
         <w:tc>
           <w:tcPr>
             <w:tcW w:w="6169" w:type="dxa"/>
-            <w:shd w:val="clear" w:color="auto" w:fill="auto"/>
             <w:vAlign w:val="center"/>
           </w:tcPr>
           <w:p>
@@ -10682,7 +10657,6 @@
         <w:tc>
           <w:tcPr>
             <w:tcW w:w="2015" w:type="dxa"/>
-            <w:shd w:val="clear" w:color="auto" w:fill="auto"/>
             <w:vAlign w:val="center"/>
           </w:tcPr>
           <w:p>
@@ -10721,7 +10695,7 @@
               <w:autoSpaceDE w:val="0"/>
               <w:autoSpaceDN w:val="0"/>
               <w:adjustRightInd w:val="0"/>
-              <w:jc w:val="center"/>
+              <w:jc w:val="both"/>
               <w:rPr>
                 <w:rFonts w:ascii="Arial Nova Cond" w:hAnsi="Arial Nova Cond" w:cs="Arial"/>
                 <w:color w:val="000000"/>
@@ -10745,7 +10719,6 @@
         <w:tc>
           <w:tcPr>
             <w:tcW w:w="1337" w:type="dxa"/>
-            <w:shd w:val="clear" w:color="auto" w:fill="auto"/>
             <w:vAlign w:val="center"/>
           </w:tcPr>
           <w:p>
@@ -10784,7 +10757,6 @@
           <w:tcPr>
             <w:tcW w:w="875" w:type="dxa"/>
             <w:vMerge w:val="restart"/>
-            <w:shd w:val="clear" w:color="auto" w:fill="auto"/>
             <w:vAlign w:val="center"/>
           </w:tcPr>
           <w:p>
@@ -10895,7 +10867,6 @@
         <w:tc>
           <w:tcPr>
             <w:tcW w:w="6169" w:type="dxa"/>
-            <w:shd w:val="clear" w:color="auto" w:fill="auto"/>
             <w:vAlign w:val="center"/>
           </w:tcPr>
           <w:p>
@@ -10930,7 +10901,6 @@
         <w:tc>
           <w:tcPr>
             <w:tcW w:w="2015" w:type="dxa"/>
-            <w:shd w:val="clear" w:color="auto" w:fill="auto"/>
             <w:vAlign w:val="center"/>
           </w:tcPr>
           <w:p>
@@ -10969,7 +10939,7 @@
               <w:autoSpaceDE w:val="0"/>
               <w:autoSpaceDN w:val="0"/>
               <w:adjustRightInd w:val="0"/>
-              <w:jc w:val="center"/>
+              <w:jc w:val="both"/>
               <w:rPr>
                 <w:rFonts w:ascii="Arial Nova Cond" w:hAnsi="Arial Nova Cond" w:cs="Arial"/>
                 <w:color w:val="000000"/>
@@ -10993,7 +10963,6 @@
         <w:tc>
           <w:tcPr>
             <w:tcW w:w="1337" w:type="dxa"/>
-            <w:shd w:val="clear" w:color="auto" w:fill="auto"/>
             <w:vAlign w:val="center"/>
           </w:tcPr>
           <w:p>
@@ -11032,7 +11001,6 @@
           <w:tcPr>
             <w:tcW w:w="875" w:type="dxa"/>
             <w:vMerge/>
-            <w:shd w:val="clear" w:color="auto" w:fill="auto"/>
             <w:vAlign w:val="center"/>
           </w:tcPr>
           <w:p>
@@ -11132,7 +11100,6 @@
         <w:tc>
           <w:tcPr>
             <w:tcW w:w="6169" w:type="dxa"/>
-            <w:shd w:val="clear" w:color="auto" w:fill="auto"/>
             <w:vAlign w:val="center"/>
           </w:tcPr>
           <w:p>
@@ -11168,7 +11135,6 @@
         <w:tc>
           <w:tcPr>
             <w:tcW w:w="2015" w:type="dxa"/>
-            <w:shd w:val="clear" w:color="auto" w:fill="auto"/>
             <w:vAlign w:val="center"/>
           </w:tcPr>
           <w:p>
@@ -11206,7 +11172,7 @@
               <w:autoSpaceDE w:val="0"/>
               <w:autoSpaceDN w:val="0"/>
               <w:adjustRightInd w:val="0"/>
-              <w:jc w:val="center"/>
+              <w:jc w:val="both"/>
               <w:rPr>
                 <w:rFonts w:ascii="Arial Nova Cond" w:hAnsi="Arial Nova Cond" w:cs="Arial"/>
                 <w:color w:val="000000"/>
@@ -11230,7 +11196,6 @@
         <w:tc>
           <w:tcPr>
             <w:tcW w:w="1337" w:type="dxa"/>
-            <w:shd w:val="clear" w:color="auto" w:fill="auto"/>
             <w:vAlign w:val="center"/>
           </w:tcPr>
           <w:p>
@@ -11260,6 +11225,7 @@
           </w:p>
         </w:tc>
       </w:tr>
+      <w:bookmarkEnd w:id="1"/>
     </w:tbl>
     <w:p>
       <w:pPr>

--- a/templates/plananual/RELIGIÓN 1° A 5°/RELIGIÓN 3° - PROGRAMACIÓN CURRICULAR ANUAL .docx
+++ b/templates/plananual/RELIGIÓN 1° A 5°/RELIGIÓN 3° - PROGRAMACIÓN CURRICULAR ANUAL .docx
@@ -1,6 +1,6 @@
 
 <file path=word/document.xml><?xml version="1.0" encoding="utf-8"?>
-<w:document xmlns:wpc="http://schemas.microsoft.com/office/word/2010/wordprocessingCanvas" xmlns:cx="http://schemas.microsoft.com/office/drawing/2014/chartex" xmlns:cx1="http://schemas.microsoft.com/office/drawing/2015/9/8/chartex" xmlns:cx2="http://schemas.microsoft.com/office/drawing/2015/10/21/chartex" xmlns:cx3="http://schemas.microsoft.com/office/drawing/2016/5/9/chartex" xmlns:cx4="http://schemas.microsoft.com/office/drawing/2016/5/10/chartex" xmlns:cx5="http://schemas.microsoft.com/office/drawing/2016/5/11/chartex" xmlns:cx6="http://schemas.microsoft.com/office/drawing/2016/5/12/chartex" xmlns:cx7="http://schemas.microsoft.com/office/drawing/2016/5/13/chartex" xmlns:cx8="http://schemas.microsoft.com/office/drawing/2016/5/14/chartex" xmlns:mc="http://schemas.openxmlformats.org/markup-compatibility/2006" xmlns:aink="http://schemas.microsoft.com/office/drawing/2016/ink" xmlns:am3d="http://schemas.microsoft.com/office/drawing/2017/model3d" xmlns:o="urn:schemas-microsoft-com:office:office" xmlns:oel="http://schemas.microsoft.com/office/2019/extlst" xmlns:r="http://schemas.openxmlformats.org/officeDocument/2006/relationships" xmlns:m="http://schemas.openxmlformats.org/officeDocument/2006/math" xmlns:v="urn:schemas-microsoft-com:vml" xmlns:wp14="http://schemas.microsoft.com/office/word/2010/wordprocessingDrawing" xmlns:wp="http://schemas.openxmlformats.org/drawingml/2006/wordprocessingDrawing" xmlns:w10="urn:schemas-microsoft-com:office:word" xmlns:w="http://schemas.openxmlformats.org/wordprocessingml/2006/main" xmlns:w14="http://schemas.microsoft.com/office/word/2010/wordml" xmlns:w15="http://schemas.microsoft.com/office/word/2012/wordml" xmlns:w16cex="http://schemas.microsoft.com/office/word/2018/wordml/cex" xmlns:w16cid="http://schemas.microsoft.com/office/word/2016/wordml/cid" xmlns:w16="http://schemas.microsoft.com/office/word/2018/wordml" xmlns:w16du="http://schemas.microsoft.com/office/word/2023/wordml/word16du" xmlns:w16sdtdh="http://schemas.microsoft.com/office/word/2020/wordml/sdtdatahash" xmlns:w16se="http://schemas.microsoft.com/office/word/2015/wordml/symex" xmlns:wpg="http://schemas.microsoft.com/office/word/2010/wordprocessingGroup" xmlns:wpi="http://schemas.microsoft.com/office/word/2010/wordprocessingInk" xmlns:wne="http://schemas.microsoft.com/office/word/2006/wordml" xmlns:wps="http://schemas.microsoft.com/office/word/2010/wordprocessingShape" mc:Ignorable="w14 w15 w16se w16cid w16 w16cex w16sdtdh w16du wp14">
+<w:document xmlns:wpc="http://schemas.microsoft.com/office/word/2010/wordprocessingCanvas" xmlns:cx="http://schemas.microsoft.com/office/drawing/2014/chartex" xmlns:cx1="http://schemas.microsoft.com/office/drawing/2015/9/8/chartex" xmlns:cx2="http://schemas.microsoft.com/office/drawing/2015/10/21/chartex" xmlns:cx3="http://schemas.microsoft.com/office/drawing/2016/5/9/chartex" xmlns:cx4="http://schemas.microsoft.com/office/drawing/2016/5/10/chartex" xmlns:cx5="http://schemas.microsoft.com/office/drawing/2016/5/11/chartex" xmlns:cx6="http://schemas.microsoft.com/office/drawing/2016/5/12/chartex" xmlns:cx7="http://schemas.microsoft.com/office/drawing/2016/5/13/chartex" xmlns:cx8="http://schemas.microsoft.com/office/drawing/2016/5/14/chartex" xmlns:mc="http://schemas.openxmlformats.org/markup-compatibility/2006" xmlns:aink="http://schemas.microsoft.com/office/drawing/2016/ink" xmlns:am3d="http://schemas.microsoft.com/office/drawing/2017/model3d" xmlns:o="urn:schemas-microsoft-com:office:office" xmlns:oel="http://schemas.microsoft.com/office/2019/extlst" xmlns:r="http://schemas.openxmlformats.org/officeDocument/2006/relationships" xmlns:m="http://schemas.openxmlformats.org/officeDocument/2006/math" xmlns:v="urn:schemas-microsoft-com:vml" xmlns:wp14="http://schemas.microsoft.com/office/word/2010/wordprocessingDrawing" xmlns:wp="http://schemas.openxmlformats.org/drawingml/2006/wordprocessingDrawing" xmlns:w10="urn:schemas-microsoft-com:office:word" xmlns:w="http://schemas.openxmlformats.org/wordprocessingml/2006/main" xmlns:w14="http://schemas.microsoft.com/office/word/2010/wordml" xmlns:w15="http://schemas.microsoft.com/office/word/2012/wordml" xmlns:w16cex="http://schemas.microsoft.com/office/word/2018/wordml/cex" xmlns:w16cid="http://schemas.microsoft.com/office/word/2016/wordml/cid" xmlns:w16="http://schemas.microsoft.com/office/word/2018/wordml" xmlns:w16du="http://schemas.microsoft.com/office/word/2023/wordml/word16du" xmlns:w16sdtdh="http://schemas.microsoft.com/office/word/2020/wordml/sdtdatahash" xmlns:w16sdtfl="http://schemas.microsoft.com/office/word/2024/wordml/sdtformatlock" xmlns:w16se="http://schemas.microsoft.com/office/word/2015/wordml/symex" xmlns:wpg="http://schemas.microsoft.com/office/word/2010/wordprocessingGroup" xmlns:wpi="http://schemas.microsoft.com/office/word/2010/wordprocessingInk" xmlns:wne="http://schemas.microsoft.com/office/word/2006/wordml" xmlns:wps="http://schemas.microsoft.com/office/word/2010/wordprocessingShape" mc:Ignorable="w14 w15 w16se w16cid w16 w16cex w16sdtdh w16sdtfl w16du wp14">
   <w:body>
     <w:p>
       <w:pPr>
@@ -1208,7 +1208,7 @@
       </w:tblGrid>
       <w:tr>
         <w:trPr>
-          <w:trHeight w:val="1246"/>
+          <w:trHeight w:val="679"/>
         </w:trPr>
         <w:tc>
           <w:tcPr>
@@ -1232,6 +1232,13 @@
               </w:rPr>
               <w:t>El área de Religión nos permite comprender la importancia del hecho religioso en nuestra cultura y en la historia de la humanidad. Conocer y respetar otras culturas religiosas y relacionarlas con las realidades sociales y culturales del mundo que vivimos. Desarrollar hábitos de lectura. Aprender técnicas de relajación, yoga y meditación, como herramientas útiles para nuestro desarrollo personal y espiritual.</w:t>
             </w:r>
+            <w:r>
+              <w:rPr>
+                <w:rFonts w:ascii="Arial Nova Cond Light" w:hAnsi="Arial Nova Cond Light" w:cs="Times New Roman"/>
+                <w:color w:val="000000" w:themeColor="text1"/>
+              </w:rPr>
+              <w:t xml:space="preserve"> </w:t>
+            </w:r>
           </w:p>
           <w:p>
             <w:pPr>
@@ -1249,20 +1256,31 @@
                 <w:rFonts w:ascii="Arial Nova Cond Light" w:hAnsi="Arial Nova Cond Light" w:cs="Times New Roman"/>
                 <w:color w:val="000000" w:themeColor="text1"/>
               </w:rPr>
-              <w:t>El ser humano posee, gracias a su condición espiritual, el don de percibir lo sagrado, la capacidad de captar el fundamento de todas las cosas, su raíz y destino trascendentes en cuanto creaturas, es decir, procedentes de un Creador universal. Toda persona busca en su vida la verdad que dé sentido a su existencia para alcanzar la felicidad. Esta dimensión de profundidad espiritual explica el fenómeno religioso en la historia de la humanidad pasada y presente. El hecho religioso forma parte del conjunto de expresiones de lo real como experiencia específica humana, más allá de la limitada realidad disponible para el resto de seres del mundo mineral, vegetal y animal.</w:t>
-            </w:r>
-          </w:p>
-          <w:p>
-            <w:pPr>
-              <w:pStyle w:val="Prrafodelista"/>
-              <w:spacing w:line="276" w:lineRule="auto"/>
-              <w:ind w:left="31"/>
-              <w:jc w:val="both"/>
-              <w:rPr>
-                <w:rFonts w:ascii="Arial Nova Cond Light" w:hAnsi="Arial Nova Cond Light" w:cs="Times New Roman"/>
-                <w:color w:val="000000" w:themeColor="text1"/>
-              </w:rPr>
-            </w:pPr>
+              <w:t xml:space="preserve">El ser humano posee, gracias a su condición espiritual, el don de percibir lo sagrado, la capacidad de captar el fundamento de todas las cosas, su raíz y destino trascendentes en cuanto creaturas, es decir, procedentes de un Creador universal. Toda persona busca en su vida la verdad que dé sentido a su existencia para alcanzar la felicidad. Esta dimensión de profundidad espiritual explica el fenómeno religioso en la historia de la humanidad pasada y presente. El hecho religioso forma parte del conjunto de expresiones de lo real como experiencia específica humana, más allá de la limitada realidad disponible para el resto de </w:t>
+            </w:r>
+            <w:proofErr w:type="gramStart"/>
+            <w:r>
+              <w:rPr>
+                <w:rFonts w:ascii="Arial Nova Cond Light" w:hAnsi="Arial Nova Cond Light" w:cs="Times New Roman"/>
+                <w:color w:val="000000" w:themeColor="text1"/>
+              </w:rPr>
+              <w:t>seres</w:t>
+            </w:r>
+            <w:proofErr w:type="gramEnd"/>
+            <w:r>
+              <w:rPr>
+                <w:rFonts w:ascii="Arial Nova Cond Light" w:hAnsi="Arial Nova Cond Light" w:cs="Times New Roman"/>
+                <w:color w:val="000000" w:themeColor="text1"/>
+              </w:rPr>
+              <w:t xml:space="preserve"> del mundo mineral, vegetal y animal.</w:t>
+            </w:r>
+            <w:r>
+              <w:rPr>
+                <w:rFonts w:ascii="Arial Nova Cond Light" w:hAnsi="Arial Nova Cond Light" w:cs="Times New Roman"/>
+                <w:color w:val="000000" w:themeColor="text1"/>
+              </w:rPr>
+              <w:t xml:space="preserve"> </w:t>
+            </w:r>
             <w:r>
               <w:rPr>
                 <w:rFonts w:ascii="Arial Nova Cond Light" w:hAnsi="Arial Nova Cond Light" w:cs="Times New Roman"/>
@@ -1582,6 +1600,32 @@
         </w:tc>
       </w:tr>
     </w:tbl>
+    <w:p>
+      <w:pPr>
+        <w:pStyle w:val="Prrafodelista"/>
+        <w:spacing w:line="276" w:lineRule="auto"/>
+        <w:ind w:left="-284" w:right="-455"/>
+        <w:rPr>
+          <w:rFonts w:ascii="Arial Nova Cond Light" w:hAnsi="Arial Nova Cond Light" w:cs="Times New Roman"/>
+          <w:b/>
+          <w:bCs/>
+          <w:color w:val="000000" w:themeColor="text1"/>
+        </w:rPr>
+      </w:pPr>
+    </w:p>
+    <w:p>
+      <w:pPr>
+        <w:pStyle w:val="Prrafodelista"/>
+        <w:spacing w:line="276" w:lineRule="auto"/>
+        <w:ind w:left="-284" w:right="-455"/>
+        <w:rPr>
+          <w:rFonts w:ascii="Arial Nova Cond Light" w:hAnsi="Arial Nova Cond Light" w:cs="Times New Roman"/>
+          <w:b/>
+          <w:bCs/>
+          <w:color w:val="000000" w:themeColor="text1"/>
+        </w:rPr>
+      </w:pPr>
+    </w:p>
     <w:p>
       <w:pPr>
         <w:pStyle w:val="Prrafodelista"/>
@@ -2616,7 +2660,6 @@
                 <w:tab w:val="left" w:pos="320"/>
               </w:tabs>
               <w:spacing w:line="276" w:lineRule="auto"/>
-              <w:ind w:left="178" w:hanging="141"/>
               <w:jc w:val="both"/>
               <w:rPr>
                 <w:rFonts w:ascii="Arial Nova Cond Light" w:eastAsia="Times New Roman" w:hAnsi="Arial Nova Cond Light" w:cs="Arial"/>
@@ -2629,162 +2672,6 @@
       </w:tr>
       <w:bookmarkEnd w:id="0"/>
     </w:tbl>
-    <w:p>
-      <w:pPr>
-        <w:spacing w:line="276" w:lineRule="auto"/>
-        <w:ind w:right="-455"/>
-        <w:rPr>
-          <w:rFonts w:ascii="Arial Nova Cond Light" w:hAnsi="Arial Nova Cond Light" w:cs="Times New Roman"/>
-          <w:b/>
-          <w:bCs/>
-          <w:color w:val="000000" w:themeColor="text1"/>
-        </w:rPr>
-      </w:pPr>
-    </w:p>
-    <w:p>
-      <w:pPr>
-        <w:spacing w:line="276" w:lineRule="auto"/>
-        <w:ind w:right="-455"/>
-        <w:rPr>
-          <w:rFonts w:ascii="Arial Nova Cond Light" w:hAnsi="Arial Nova Cond Light" w:cs="Times New Roman"/>
-          <w:b/>
-          <w:bCs/>
-          <w:color w:val="000000" w:themeColor="text1"/>
-        </w:rPr>
-      </w:pPr>
-    </w:p>
-    <w:p>
-      <w:pPr>
-        <w:spacing w:line="276" w:lineRule="auto"/>
-        <w:ind w:right="-455"/>
-        <w:rPr>
-          <w:rFonts w:ascii="Arial Nova Cond Light" w:hAnsi="Arial Nova Cond Light" w:cs="Times New Roman"/>
-          <w:b/>
-          <w:bCs/>
-          <w:color w:val="000000" w:themeColor="text1"/>
-        </w:rPr>
-      </w:pPr>
-    </w:p>
-    <w:p>
-      <w:pPr>
-        <w:spacing w:line="276" w:lineRule="auto"/>
-        <w:ind w:right="-455"/>
-        <w:rPr>
-          <w:rFonts w:ascii="Arial Nova Cond Light" w:hAnsi="Arial Nova Cond Light" w:cs="Times New Roman"/>
-          <w:b/>
-          <w:bCs/>
-          <w:color w:val="000000" w:themeColor="text1"/>
-        </w:rPr>
-      </w:pPr>
-    </w:p>
-    <w:p>
-      <w:pPr>
-        <w:spacing w:line="276" w:lineRule="auto"/>
-        <w:ind w:right="-455"/>
-        <w:rPr>
-          <w:rFonts w:ascii="Arial Nova Cond Light" w:hAnsi="Arial Nova Cond Light" w:cs="Times New Roman"/>
-          <w:b/>
-          <w:bCs/>
-          <w:color w:val="000000" w:themeColor="text1"/>
-        </w:rPr>
-      </w:pPr>
-    </w:p>
-    <w:p>
-      <w:pPr>
-        <w:spacing w:line="276" w:lineRule="auto"/>
-        <w:ind w:right="-455"/>
-        <w:rPr>
-          <w:rFonts w:ascii="Arial Nova Cond Light" w:hAnsi="Arial Nova Cond Light" w:cs="Times New Roman"/>
-          <w:b/>
-          <w:bCs/>
-          <w:color w:val="000000" w:themeColor="text1"/>
-        </w:rPr>
-      </w:pPr>
-    </w:p>
-    <w:p>
-      <w:pPr>
-        <w:spacing w:line="276" w:lineRule="auto"/>
-        <w:ind w:right="-455"/>
-        <w:rPr>
-          <w:rFonts w:ascii="Arial Nova Cond Light" w:hAnsi="Arial Nova Cond Light" w:cs="Times New Roman"/>
-          <w:b/>
-          <w:bCs/>
-          <w:color w:val="000000" w:themeColor="text1"/>
-        </w:rPr>
-      </w:pPr>
-    </w:p>
-    <w:p>
-      <w:pPr>
-        <w:spacing w:line="276" w:lineRule="auto"/>
-        <w:ind w:right="-455"/>
-        <w:rPr>
-          <w:rFonts w:ascii="Arial Nova Cond Light" w:hAnsi="Arial Nova Cond Light" w:cs="Times New Roman"/>
-          <w:b/>
-          <w:bCs/>
-          <w:color w:val="000000" w:themeColor="text1"/>
-        </w:rPr>
-      </w:pPr>
-    </w:p>
-    <w:p>
-      <w:pPr>
-        <w:spacing w:line="276" w:lineRule="auto"/>
-        <w:ind w:right="-455"/>
-        <w:rPr>
-          <w:rFonts w:ascii="Arial Nova Cond Light" w:hAnsi="Arial Nova Cond Light" w:cs="Times New Roman"/>
-          <w:b/>
-          <w:bCs/>
-          <w:color w:val="000000" w:themeColor="text1"/>
-        </w:rPr>
-      </w:pPr>
-    </w:p>
-    <w:p>
-      <w:pPr>
-        <w:spacing w:line="276" w:lineRule="auto"/>
-        <w:ind w:right="-455"/>
-        <w:rPr>
-          <w:rFonts w:ascii="Arial Nova Cond Light" w:hAnsi="Arial Nova Cond Light" w:cs="Times New Roman"/>
-          <w:b/>
-          <w:bCs/>
-          <w:color w:val="000000" w:themeColor="text1"/>
-        </w:rPr>
-      </w:pPr>
-    </w:p>
-    <w:p>
-      <w:pPr>
-        <w:spacing w:line="276" w:lineRule="auto"/>
-        <w:ind w:right="-455"/>
-        <w:rPr>
-          <w:rFonts w:ascii="Arial Nova Cond Light" w:hAnsi="Arial Nova Cond Light" w:cs="Times New Roman"/>
-          <w:b/>
-          <w:bCs/>
-          <w:color w:val="000000" w:themeColor="text1"/>
-        </w:rPr>
-      </w:pPr>
-    </w:p>
-    <w:p>
-      <w:pPr>
-        <w:spacing w:line="276" w:lineRule="auto"/>
-        <w:ind w:right="-455"/>
-        <w:rPr>
-          <w:rFonts w:ascii="Arial Nova Cond Light" w:hAnsi="Arial Nova Cond Light" w:cs="Times New Roman"/>
-          <w:b/>
-          <w:bCs/>
-          <w:color w:val="000000" w:themeColor="text1"/>
-        </w:rPr>
-      </w:pPr>
-    </w:p>
-    <w:p>
-      <w:pPr>
-        <w:spacing w:line="276" w:lineRule="auto"/>
-        <w:ind w:right="-455"/>
-        <w:rPr>
-          <w:rFonts w:ascii="Arial Nova Cond Light" w:hAnsi="Arial Nova Cond Light" w:cs="Times New Roman"/>
-          <w:b/>
-          <w:bCs/>
-          <w:color w:val="000000" w:themeColor="text1"/>
-        </w:rPr>
-      </w:pPr>
-    </w:p>
     <w:p>
       <w:pPr>
         <w:spacing w:line="276" w:lineRule="auto"/>
@@ -2822,7 +2709,6 @@
           <w:bCs/>
           <w:color w:val="000000" w:themeColor="text1"/>
         </w:rPr>
-        <w:lastRenderedPageBreak/>
         <w:t xml:space="preserve">CALENDARIZACIÓN DEL AÑO ESCOLAR: </w:t>
       </w:r>
     </w:p>
@@ -2997,29 +2883,16 @@
                 <w:szCs w:val="20"/>
               </w:rPr>
             </w:pPr>
-            <w:proofErr w:type="spellStart"/>
-            <w:r>
-              <w:rPr>
-                <w:rFonts w:ascii="Arial Nova Cond Light" w:hAnsi="Arial Nova Cond Light" w:cs="Times New Roman"/>
-                <w:b/>
-                <w:bCs/>
-                <w:color w:val="000000" w:themeColor="text1"/>
-                <w:sz w:val="20"/>
-                <w:szCs w:val="20"/>
-              </w:rPr>
-              <w:t>N°</w:t>
-            </w:r>
-            <w:proofErr w:type="spellEnd"/>
-            <w:r>
-              <w:rPr>
-                <w:rFonts w:ascii="Arial Nova Cond Light" w:hAnsi="Arial Nova Cond Light" w:cs="Times New Roman"/>
-                <w:b/>
-                <w:bCs/>
-                <w:color w:val="000000" w:themeColor="text1"/>
-                <w:sz w:val="20"/>
-                <w:szCs w:val="20"/>
-              </w:rPr>
-              <w:t xml:space="preserve"> DE SEMANAS LECTIVAS</w:t>
+            <w:r>
+              <w:rPr>
+                <w:rFonts w:ascii="Arial Nova Cond Light" w:hAnsi="Arial Nova Cond Light" w:cs="Times New Roman"/>
+                <w:b/>
+                <w:bCs/>
+                <w:color w:val="000000" w:themeColor="text1"/>
+                <w:sz w:val="20"/>
+                <w:szCs w:val="20"/>
+              </w:rPr>
+              <w:t>N° DE SEMANAS LECTIVAS</w:t>
             </w:r>
           </w:p>
         </w:tc>
@@ -3044,29 +2917,16 @@
                 <w:szCs w:val="20"/>
               </w:rPr>
             </w:pPr>
-            <w:proofErr w:type="spellStart"/>
-            <w:r>
-              <w:rPr>
-                <w:rFonts w:ascii="Arial Nova Cond Light" w:hAnsi="Arial Nova Cond Light" w:cs="Times New Roman"/>
-                <w:b/>
-                <w:bCs/>
-                <w:color w:val="000000" w:themeColor="text1"/>
-                <w:sz w:val="20"/>
-                <w:szCs w:val="20"/>
-              </w:rPr>
-              <w:t>N°</w:t>
-            </w:r>
-            <w:proofErr w:type="spellEnd"/>
-            <w:r>
-              <w:rPr>
-                <w:rFonts w:ascii="Arial Nova Cond Light" w:hAnsi="Arial Nova Cond Light" w:cs="Times New Roman"/>
-                <w:b/>
-                <w:bCs/>
-                <w:color w:val="000000" w:themeColor="text1"/>
-                <w:sz w:val="20"/>
-                <w:szCs w:val="20"/>
-              </w:rPr>
-              <w:t xml:space="preserve"> UNIDADES</w:t>
+            <w:r>
+              <w:rPr>
+                <w:rFonts w:ascii="Arial Nova Cond Light" w:hAnsi="Arial Nova Cond Light" w:cs="Times New Roman"/>
+                <w:b/>
+                <w:bCs/>
+                <w:color w:val="000000" w:themeColor="text1"/>
+                <w:sz w:val="20"/>
+                <w:szCs w:val="20"/>
+              </w:rPr>
+              <w:t>N° UNIDADES</w:t>
             </w:r>
           </w:p>
         </w:tc>
@@ -5332,6 +5192,7 @@
                 <w:sz w:val="20"/>
                 <w:szCs w:val="20"/>
               </w:rPr>
+              <w:lastRenderedPageBreak/>
               <w:t>CUARTO BLOQUE DE SEMANAS LECTIVAS</w:t>
             </w:r>
           </w:p>
@@ -6107,58 +5968,6 @@
         <w:pStyle w:val="Prrafodelista"/>
         <w:spacing w:after="0" w:line="276" w:lineRule="auto"/>
         <w:ind w:left="-284" w:right="-455"/>
-        <w:textDirection w:val="btLr"/>
-        <w:rPr>
-          <w:rFonts w:ascii="Arial Nova Cond Light" w:hAnsi="Arial Nova Cond Light" w:cs="Times New Roman"/>
-          <w:b/>
-          <w:bCs/>
-          <w:color w:val="000000" w:themeColor="text1"/>
-        </w:rPr>
-      </w:pPr>
-    </w:p>
-    <w:p>
-      <w:pPr>
-        <w:spacing w:after="0" w:line="276" w:lineRule="auto"/>
-        <w:ind w:right="-455"/>
-        <w:textDirection w:val="btLr"/>
-        <w:rPr>
-          <w:rFonts w:ascii="Arial Nova Cond Light" w:hAnsi="Arial Nova Cond Light" w:cs="Times New Roman"/>
-          <w:b/>
-          <w:bCs/>
-          <w:color w:val="000000" w:themeColor="text1"/>
-        </w:rPr>
-      </w:pPr>
-    </w:p>
-    <w:p>
-      <w:pPr>
-        <w:spacing w:after="0" w:line="276" w:lineRule="auto"/>
-        <w:ind w:right="-455"/>
-        <w:textDirection w:val="btLr"/>
-        <w:rPr>
-          <w:rFonts w:ascii="Arial Nova Cond Light" w:hAnsi="Arial Nova Cond Light" w:cs="Times New Roman"/>
-          <w:b/>
-          <w:bCs/>
-          <w:color w:val="000000" w:themeColor="text1"/>
-        </w:rPr>
-      </w:pPr>
-    </w:p>
-    <w:p>
-      <w:pPr>
-        <w:spacing w:after="0" w:line="276" w:lineRule="auto"/>
-        <w:ind w:right="-455"/>
-        <w:textDirection w:val="btLr"/>
-        <w:rPr>
-          <w:rFonts w:ascii="Arial Nova Cond Light" w:hAnsi="Arial Nova Cond Light" w:cs="Times New Roman"/>
-          <w:b/>
-          <w:bCs/>
-          <w:color w:val="000000" w:themeColor="text1"/>
-        </w:rPr>
-      </w:pPr>
-    </w:p>
-    <w:p>
-      <w:pPr>
-        <w:spacing w:after="0" w:line="276" w:lineRule="auto"/>
-        <w:ind w:right="-455"/>
         <w:textDirection w:val="btLr"/>
         <w:rPr>
           <w:rFonts w:ascii="Arial Nova Cond Light" w:hAnsi="Arial Nova Cond Light" w:cs="Times New Roman"/>
@@ -7299,21 +7108,6 @@
     </w:p>
     <w:p>
       <w:pPr>
-        <w:tabs>
-          <w:tab w:val="left" w:pos="965"/>
-        </w:tabs>
-        <w:spacing w:line="276" w:lineRule="auto"/>
-        <w:ind w:right="-455"/>
-        <w:rPr>
-          <w:rFonts w:ascii="Arial Nova Cond Light" w:hAnsi="Arial Nova Cond Light" w:cs="Times New Roman"/>
-          <w:b/>
-          <w:bCs/>
-          <w:color w:val="000000" w:themeColor="text1"/>
-        </w:rPr>
-      </w:pPr>
-    </w:p>
-    <w:p>
-      <w:pPr>
         <w:pStyle w:val="Prrafodelista"/>
         <w:numPr>
           <w:ilvl w:val="0"/>
@@ -8612,85 +8406,9 @@
     </w:tbl>
     <w:p>
       <w:pPr>
-        <w:pStyle w:val="Prrafodelista"/>
         <w:shd w:val="clear" w:color="auto" w:fill="FFFFFF" w:themeFill="background1"/>
         <w:spacing w:after="0" w:line="276" w:lineRule="auto"/>
-        <w:ind w:left="-284" w:right="-455"/>
-        <w:textDirection w:val="btLr"/>
-        <w:rPr>
-          <w:rFonts w:ascii="Arial Nova Cond Light" w:hAnsi="Arial Nova Cond Light" w:cs="Times New Roman"/>
-          <w:b/>
-          <w:bCs/>
-          <w:color w:val="000000" w:themeColor="text1"/>
-        </w:rPr>
-      </w:pPr>
-    </w:p>
-    <w:p>
-      <w:pPr>
-        <w:pStyle w:val="Prrafodelista"/>
-        <w:shd w:val="clear" w:color="auto" w:fill="FFFFFF" w:themeFill="background1"/>
-        <w:spacing w:after="0" w:line="276" w:lineRule="auto"/>
-        <w:ind w:left="-284" w:right="-455"/>
-        <w:textDirection w:val="btLr"/>
-        <w:rPr>
-          <w:rFonts w:ascii="Arial Nova Cond Light" w:hAnsi="Arial Nova Cond Light" w:cs="Times New Roman"/>
-          <w:b/>
-          <w:bCs/>
-          <w:color w:val="000000" w:themeColor="text1"/>
-        </w:rPr>
-      </w:pPr>
-    </w:p>
-    <w:p>
-      <w:pPr>
-        <w:pStyle w:val="Prrafodelista"/>
-        <w:shd w:val="clear" w:color="auto" w:fill="FFFFFF" w:themeFill="background1"/>
-        <w:spacing w:after="0" w:line="276" w:lineRule="auto"/>
-        <w:ind w:left="-284" w:right="-455"/>
-        <w:textDirection w:val="btLr"/>
-        <w:rPr>
-          <w:rFonts w:ascii="Arial Nova Cond Light" w:hAnsi="Arial Nova Cond Light" w:cs="Times New Roman"/>
-          <w:b/>
-          <w:bCs/>
-          <w:color w:val="000000" w:themeColor="text1"/>
-        </w:rPr>
-      </w:pPr>
-    </w:p>
-    <w:p>
-      <w:pPr>
-        <w:pStyle w:val="Prrafodelista"/>
-        <w:shd w:val="clear" w:color="auto" w:fill="FFFFFF" w:themeFill="background1"/>
-        <w:spacing w:after="0" w:line="276" w:lineRule="auto"/>
-        <w:ind w:left="-284" w:right="-455"/>
-        <w:textDirection w:val="btLr"/>
-        <w:rPr>
-          <w:rFonts w:ascii="Arial Nova Cond Light" w:hAnsi="Arial Nova Cond Light" w:cs="Times New Roman"/>
-          <w:b/>
-          <w:bCs/>
-          <w:color w:val="000000" w:themeColor="text1"/>
-        </w:rPr>
-      </w:pPr>
-    </w:p>
-    <w:p>
-      <w:pPr>
-        <w:pStyle w:val="Prrafodelista"/>
-        <w:shd w:val="clear" w:color="auto" w:fill="FFFFFF" w:themeFill="background1"/>
-        <w:spacing w:after="0" w:line="276" w:lineRule="auto"/>
-        <w:ind w:left="-284" w:right="-455"/>
-        <w:textDirection w:val="btLr"/>
-        <w:rPr>
-          <w:rFonts w:ascii="Arial Nova Cond Light" w:hAnsi="Arial Nova Cond Light" w:cs="Times New Roman"/>
-          <w:b/>
-          <w:bCs/>
-          <w:color w:val="000000" w:themeColor="text1"/>
-        </w:rPr>
-      </w:pPr>
-    </w:p>
-    <w:p>
-      <w:pPr>
-        <w:pStyle w:val="Prrafodelista"/>
-        <w:shd w:val="clear" w:color="auto" w:fill="FFFFFF" w:themeFill="background1"/>
-        <w:spacing w:after="0" w:line="276" w:lineRule="auto"/>
-        <w:ind w:left="-284" w:right="-455"/>
+        <w:ind w:right="-455"/>
         <w:textDirection w:val="btLr"/>
         <w:rPr>
           <w:rFonts w:ascii="Arial Nova Cond Light" w:hAnsi="Arial Nova Cond Light" w:cs="Times New Roman"/>
@@ -8827,13 +8545,13 @@
         <w:tblLook w:val="04A0" w:firstRow="1" w:lastRow="0" w:firstColumn="1" w:lastColumn="0" w:noHBand="0" w:noVBand="1"/>
       </w:tblPr>
       <w:tblGrid>
-        <w:gridCol w:w="875"/>
-        <w:gridCol w:w="1095"/>
-        <w:gridCol w:w="1726"/>
-        <w:gridCol w:w="6169"/>
-        <w:gridCol w:w="2015"/>
-        <w:gridCol w:w="1634"/>
-        <w:gridCol w:w="1337"/>
+        <w:gridCol w:w="818"/>
+        <w:gridCol w:w="1018"/>
+        <w:gridCol w:w="5379"/>
+        <w:gridCol w:w="1984"/>
+        <w:gridCol w:w="2693"/>
+        <w:gridCol w:w="1560"/>
+        <w:gridCol w:w="1399"/>
       </w:tblGrid>
       <w:tr>
         <w:trPr>
@@ -8842,7 +8560,7 @@
         </w:trPr>
         <w:tc>
           <w:tcPr>
-            <w:tcW w:w="875" w:type="dxa"/>
+            <w:tcW w:w="818" w:type="dxa"/>
             <w:shd w:val="clear" w:color="auto" w:fill="C1F0C7" w:themeFill="accent3" w:themeFillTint="33"/>
             <w:vAlign w:val="center"/>
           </w:tcPr>
@@ -8876,7 +8594,7 @@
         </w:tc>
         <w:tc>
           <w:tcPr>
-            <w:tcW w:w="1095" w:type="dxa"/>
+            <w:tcW w:w="1018" w:type="dxa"/>
             <w:shd w:val="clear" w:color="auto" w:fill="C1F0C7" w:themeFill="accent3" w:themeFillTint="33"/>
             <w:vAlign w:val="center"/>
           </w:tcPr>
@@ -8909,7 +8627,7 @@
         </w:tc>
         <w:tc>
           <w:tcPr>
-            <w:tcW w:w="1726" w:type="dxa"/>
+            <w:tcW w:w="5379" w:type="dxa"/>
             <w:shd w:val="clear" w:color="auto" w:fill="C1F0C7" w:themeFill="accent3" w:themeFillTint="33"/>
             <w:vAlign w:val="center"/>
           </w:tcPr>
@@ -8936,13 +8654,35 @@
                 <w:sz w:val="20"/>
                 <w:szCs w:val="20"/>
               </w:rPr>
-              <w:t>PROBLEMA / POTENCIALIDAD</w:t>
-            </w:r>
-          </w:p>
-        </w:tc>
-        <w:tc>
-          <w:tcPr>
-            <w:tcW w:w="6169" w:type="dxa"/>
+              <w:t>SITUACIÓN SIGNIF</w:t>
+            </w:r>
+            <w:r>
+              <w:rPr>
+                <w:rFonts w:ascii="Arial Nova Cond" w:hAnsi="Arial Nova Cond" w:cs="Times New Roman"/>
+                <w:b/>
+                <w:bCs/>
+                <w:color w:val="000000" w:themeColor="text1"/>
+                <w:sz w:val="20"/>
+                <w:szCs w:val="20"/>
+              </w:rPr>
+              <w:t>I</w:t>
+            </w:r>
+            <w:r>
+              <w:rPr>
+                <w:rFonts w:ascii="Arial Nova Cond" w:hAnsi="Arial Nova Cond" w:cs="Times New Roman"/>
+                <w:b/>
+                <w:bCs/>
+                <w:color w:val="000000" w:themeColor="text1"/>
+                <w:sz w:val="20"/>
+                <w:szCs w:val="20"/>
+              </w:rPr>
+              <w:t>CATIVA</w:t>
+            </w:r>
+          </w:p>
+        </w:tc>
+        <w:tc>
+          <w:tcPr>
+            <w:tcW w:w="1984" w:type="dxa"/>
             <w:shd w:val="clear" w:color="auto" w:fill="C1F0C7" w:themeFill="accent3" w:themeFillTint="33"/>
             <w:vAlign w:val="center"/>
           </w:tcPr>
@@ -8969,7 +8709,7 @@
                 <w:sz w:val="20"/>
                 <w:szCs w:val="20"/>
               </w:rPr>
-              <w:t>SITUACIÓN SIGNIF</w:t>
+              <w:t>TÍTULO DE LA UNIDAD DID</w:t>
             </w:r>
             <w:r>
               <w:rPr>
@@ -8980,7 +8720,7 @@
                 <w:sz w:val="20"/>
                 <w:szCs w:val="20"/>
               </w:rPr>
-              <w:t>I</w:t>
+              <w:t>Á</w:t>
             </w:r>
             <w:r>
               <w:rPr>
@@ -8991,13 +8731,24 @@
                 <w:sz w:val="20"/>
                 <w:szCs w:val="20"/>
               </w:rPr>
-              <w:t>CATIVA</w:t>
-            </w:r>
-          </w:p>
-        </w:tc>
-        <w:tc>
-          <w:tcPr>
-            <w:tcW w:w="2015" w:type="dxa"/>
+              <w:t>CTICA</w:t>
+            </w:r>
+            <w:r>
+              <w:rPr>
+                <w:rFonts w:ascii="Arial Nova Cond" w:hAnsi="Arial Nova Cond" w:cs="Times New Roman"/>
+                <w:b/>
+                <w:bCs/>
+                <w:color w:val="000000" w:themeColor="text1"/>
+                <w:sz w:val="20"/>
+                <w:szCs w:val="20"/>
+              </w:rPr>
+              <w:t>.</w:t>
+            </w:r>
+          </w:p>
+        </w:tc>
+        <w:tc>
+          <w:tcPr>
+            <w:tcW w:w="2693" w:type="dxa"/>
             <w:shd w:val="clear" w:color="auto" w:fill="C1F0C7" w:themeFill="accent3" w:themeFillTint="33"/>
             <w:vAlign w:val="center"/>
           </w:tcPr>
@@ -9024,9 +8775,21 @@
                 <w:sz w:val="20"/>
                 <w:szCs w:val="20"/>
               </w:rPr>
-              <w:t>TÍTULO DE LA UNIDAD DID</w:t>
-            </w:r>
-            <w:r>
+              <w:t>CAMPO TEMATICO</w:t>
+            </w:r>
+          </w:p>
+        </w:tc>
+        <w:tc>
+          <w:tcPr>
+            <w:tcW w:w="1560" w:type="dxa"/>
+            <w:shd w:val="clear" w:color="auto" w:fill="C1F0C7" w:themeFill="accent3" w:themeFillTint="33"/>
+            <w:vAlign w:val="center"/>
+          </w:tcPr>
+          <w:p>
+            <w:pPr>
+              <w:pStyle w:val="Prrafodelista"/>
+              <w:ind w:left="0"/>
+              <w:jc w:val="center"/>
               <w:rPr>
                 <w:rFonts w:ascii="Arial Nova Cond" w:hAnsi="Arial Nova Cond" w:cs="Times New Roman"/>
                 <w:b/>
@@ -9035,8 +8798,7 @@
                 <w:sz w:val="20"/>
                 <w:szCs w:val="20"/>
               </w:rPr>
-              <w:t>Á</w:t>
-            </w:r>
+            </w:pPr>
             <w:r>
               <w:rPr>
                 <w:rFonts w:ascii="Arial Nova Cond" w:hAnsi="Arial Nova Cond" w:cs="Times New Roman"/>
@@ -9046,57 +8808,13 @@
                 <w:sz w:val="20"/>
                 <w:szCs w:val="20"/>
               </w:rPr>
-              <w:t>CTICA</w:t>
-            </w:r>
-            <w:r>
-              <w:rPr>
-                <w:rFonts w:ascii="Arial Nova Cond" w:hAnsi="Arial Nova Cond" w:cs="Times New Roman"/>
-                <w:b/>
-                <w:bCs/>
-                <w:color w:val="000000" w:themeColor="text1"/>
-                <w:sz w:val="20"/>
-                <w:szCs w:val="20"/>
-              </w:rPr>
-              <w:t>.</w:t>
-            </w:r>
-          </w:p>
-        </w:tc>
-        <w:tc>
-          <w:tcPr>
-            <w:tcW w:w="1634" w:type="dxa"/>
-            <w:shd w:val="clear" w:color="auto" w:fill="C1F0C7" w:themeFill="accent3" w:themeFillTint="33"/>
-            <w:vAlign w:val="center"/>
-          </w:tcPr>
-          <w:p>
-            <w:pPr>
-              <w:pStyle w:val="Prrafodelista"/>
-              <w:ind w:left="0"/>
-              <w:jc w:val="center"/>
-              <w:rPr>
-                <w:rFonts w:ascii="Arial Nova Cond" w:hAnsi="Arial Nova Cond" w:cs="Times New Roman"/>
-                <w:b/>
-                <w:bCs/>
-                <w:color w:val="000000" w:themeColor="text1"/>
-                <w:sz w:val="20"/>
-                <w:szCs w:val="20"/>
-              </w:rPr>
-            </w:pPr>
-            <w:r>
-              <w:rPr>
-                <w:rFonts w:ascii="Arial Nova Cond" w:hAnsi="Arial Nova Cond" w:cs="Times New Roman"/>
-                <w:b/>
-                <w:bCs/>
-                <w:color w:val="000000" w:themeColor="text1"/>
-                <w:sz w:val="20"/>
-                <w:szCs w:val="20"/>
-              </w:rPr>
               <w:t>COMPETENCIAS</w:t>
             </w:r>
           </w:p>
         </w:tc>
         <w:tc>
           <w:tcPr>
-            <w:tcW w:w="1337" w:type="dxa"/>
+            <w:tcW w:w="1399" w:type="dxa"/>
             <w:shd w:val="clear" w:color="auto" w:fill="C1F0C7" w:themeFill="accent3" w:themeFillTint="33"/>
             <w:vAlign w:val="center"/>
           </w:tcPr>
@@ -9135,7 +8853,7 @@
         </w:trPr>
         <w:tc>
           <w:tcPr>
-            <w:tcW w:w="875" w:type="dxa"/>
+            <w:tcW w:w="818" w:type="dxa"/>
             <w:vMerge w:val="restart"/>
             <w:vAlign w:val="center"/>
           </w:tcPr>
@@ -9174,7 +8892,7 @@
         </w:tc>
         <w:tc>
           <w:tcPr>
-            <w:tcW w:w="1095" w:type="dxa"/>
+            <w:tcW w:w="1018" w:type="dxa"/>
             <w:vAlign w:val="center"/>
           </w:tcPr>
           <w:p>
@@ -9212,7 +8930,7 @@
         </w:tc>
         <w:tc>
           <w:tcPr>
-            <w:tcW w:w="1726" w:type="dxa"/>
+            <w:tcW w:w="5379" w:type="dxa"/>
             <w:vAlign w:val="center"/>
           </w:tcPr>
           <w:p>
@@ -9240,47 +8958,13 @@
                 <w:szCs w:val="20"/>
                 <w:lang w:val="es-ES_tradnl"/>
               </w:rPr>
-              <w:t>{{problemapotencialidad0}}</w:t>
-            </w:r>
-          </w:p>
-        </w:tc>
-        <w:tc>
-          <w:tcPr>
-            <w:tcW w:w="6169" w:type="dxa"/>
-            <w:vAlign w:val="center"/>
-          </w:tcPr>
-          <w:p>
-            <w:pPr>
-              <w:pStyle w:val="Prrafodelista"/>
-              <w:tabs>
-                <w:tab w:val="left" w:pos="0"/>
-                <w:tab w:val="left" w:pos="142"/>
-                <w:tab w:val="left" w:pos="284"/>
-              </w:tabs>
-              <w:spacing w:line="276" w:lineRule="auto"/>
-              <w:ind w:left="0"/>
-              <w:jc w:val="both"/>
-              <w:rPr>
-                <w:rFonts w:ascii="Arial Nova Cond" w:eastAsia="Calibri" w:hAnsi="Arial Nova Cond" w:cs="Times New Roman"/>
-                <w:sz w:val="20"/>
-                <w:szCs w:val="20"/>
-                <w:lang w:val="es-ES_tradnl"/>
-              </w:rPr>
-            </w:pPr>
-            <w:r>
-              <w:rPr>
-                <w:rFonts w:ascii="Arial Nova Cond" w:eastAsia="Calibri" w:hAnsi="Arial Nova Cond" w:cs="Times New Roman"/>
-                <w:sz w:val="20"/>
-                <w:szCs w:val="20"/>
-                <w:lang w:val="es-ES_tradnl"/>
-              </w:rPr>
-              <w:t>{{situacionsignificativa0}}</w:t>
-            </w:r>
-          </w:p>
-        </w:tc>
-        <w:tc>
-          <w:tcPr>
-            <w:tcW w:w="2015" w:type="dxa"/>
+              <w:t xml:space="preserve">{{situacionsignificativa0}} </w:t>
+            </w:r>
+          </w:p>
+        </w:tc>
+        <w:tc>
+          <w:tcPr>
+            <w:tcW w:w="1984" w:type="dxa"/>
             <w:vAlign w:val="center"/>
           </w:tcPr>
           <w:p>
@@ -9311,7 +8995,7 @@
         </w:tc>
         <w:tc>
           <w:tcPr>
-            <w:tcW w:w="1634" w:type="dxa"/>
+            <w:tcW w:w="2693" w:type="dxa"/>
             <w:vAlign w:val="center"/>
           </w:tcPr>
           <w:p>
@@ -9336,13 +9020,13 @@
                 <w:sz w:val="20"/>
                 <w:szCs w:val="20"/>
               </w:rPr>
-              <w:t>{{competencias0}}</w:t>
-            </w:r>
-          </w:p>
-        </w:tc>
-        <w:tc>
-          <w:tcPr>
-            <w:tcW w:w="1337" w:type="dxa"/>
+              <w:t>{{campotematico0}}</w:t>
+            </w:r>
+          </w:p>
+        </w:tc>
+        <w:tc>
+          <w:tcPr>
+            <w:tcW w:w="1560" w:type="dxa"/>
             <w:vAlign w:val="center"/>
           </w:tcPr>
           <w:p>
@@ -9350,7 +9034,38 @@
               <w:autoSpaceDE w:val="0"/>
               <w:autoSpaceDN w:val="0"/>
               <w:adjustRightInd w:val="0"/>
-              <w:jc w:val="center"/>
+              <w:jc w:val="both"/>
+              <w:rPr>
+                <w:rFonts w:ascii="Arial Nova Cond" w:hAnsi="Arial Nova Cond" w:cs="Arial"/>
+                <w:color w:val="000000"/>
+                <w:kern w:val="0"/>
+                <w:sz w:val="20"/>
+                <w:szCs w:val="20"/>
+              </w:rPr>
+            </w:pPr>
+            <w:r>
+              <w:rPr>
+                <w:rFonts w:ascii="Arial Nova Cond" w:hAnsi="Arial Nova Cond" w:cs="Arial"/>
+                <w:color w:val="000000"/>
+                <w:kern w:val="0"/>
+                <w:sz w:val="20"/>
+                <w:szCs w:val="20"/>
+              </w:rPr>
+              <w:t>{{competencias0}}</w:t>
+            </w:r>
+          </w:p>
+        </w:tc>
+        <w:tc>
+          <w:tcPr>
+            <w:tcW w:w="1399" w:type="dxa"/>
+            <w:vAlign w:val="center"/>
+          </w:tcPr>
+          <w:p>
+            <w:pPr>
+              <w:autoSpaceDE w:val="0"/>
+              <w:autoSpaceDN w:val="0"/>
+              <w:adjustRightInd w:val="0"/>
+              <w:jc w:val="both"/>
               <w:rPr>
                 <w:rFonts w:ascii="Arial Nova Cond" w:hAnsi="Arial Nova Cond" w:cs="Arial"/>
                 <w:color w:val="000000"/>
@@ -9379,7 +9094,7 @@
         </w:trPr>
         <w:tc>
           <w:tcPr>
-            <w:tcW w:w="875" w:type="dxa"/>
+            <w:tcW w:w="818" w:type="dxa"/>
             <w:vMerge/>
             <w:vAlign w:val="center"/>
           </w:tcPr>
@@ -9407,7 +9122,7 @@
         </w:tc>
         <w:tc>
           <w:tcPr>
-            <w:tcW w:w="1095" w:type="dxa"/>
+            <w:tcW w:w="1018" w:type="dxa"/>
             <w:vAlign w:val="center"/>
           </w:tcPr>
           <w:p>
@@ -9445,33 +9160,7 @@
         </w:tc>
         <w:tc>
           <w:tcPr>
-            <w:tcW w:w="1726" w:type="dxa"/>
-            <w:vAlign w:val="center"/>
-          </w:tcPr>
-          <w:p>
-            <w:pPr>
-              <w:pStyle w:val="NormalWeb"/>
-              <w:jc w:val="both"/>
-              <w:rPr>
-                <w:rFonts w:ascii="Arial Nova Cond" w:hAnsi="Arial Nova Cond"/>
-                <w:sz w:val="20"/>
-                <w:szCs w:val="20"/>
-              </w:rPr>
-            </w:pPr>
-            <w:r>
-              <w:rPr>
-                <w:rFonts w:ascii="Arial Nova Cond" w:eastAsia="Calibri" w:hAnsi="Arial Nova Cond"/>
-                <w:sz w:val="20"/>
-                <w:szCs w:val="20"/>
-                <w:lang w:val="es-ES_tradnl"/>
-              </w:rPr>
-              <w:t>{{problemapotencialidad1}}</w:t>
-            </w:r>
-          </w:p>
-        </w:tc>
-        <w:tc>
-          <w:tcPr>
-            <w:tcW w:w="6169" w:type="dxa"/>
+            <w:tcW w:w="5379" w:type="dxa"/>
             <w:vAlign w:val="center"/>
           </w:tcPr>
           <w:p>
@@ -9505,7 +9194,7 @@
         </w:tc>
         <w:tc>
           <w:tcPr>
-            <w:tcW w:w="2015" w:type="dxa"/>
+            <w:tcW w:w="1984" w:type="dxa"/>
             <w:vAlign w:val="center"/>
           </w:tcPr>
           <w:p>
@@ -9536,7 +9225,7 @@
         </w:tc>
         <w:tc>
           <w:tcPr>
-            <w:tcW w:w="1634" w:type="dxa"/>
+            <w:tcW w:w="2693" w:type="dxa"/>
             <w:vAlign w:val="center"/>
           </w:tcPr>
           <w:p>
@@ -9561,13 +9250,13 @@
                 <w:sz w:val="20"/>
                 <w:szCs w:val="20"/>
               </w:rPr>
-              <w:t>{{competencias1}}</w:t>
-            </w:r>
-          </w:p>
-        </w:tc>
-        <w:tc>
-          <w:tcPr>
-            <w:tcW w:w="1337" w:type="dxa"/>
+              <w:t>{{campotematico1}}</w:t>
+            </w:r>
+          </w:p>
+        </w:tc>
+        <w:tc>
+          <w:tcPr>
+            <w:tcW w:w="1560" w:type="dxa"/>
             <w:vAlign w:val="center"/>
           </w:tcPr>
           <w:p>
@@ -9575,7 +9264,38 @@
               <w:autoSpaceDE w:val="0"/>
               <w:autoSpaceDN w:val="0"/>
               <w:adjustRightInd w:val="0"/>
-              <w:jc w:val="center"/>
+              <w:jc w:val="both"/>
+              <w:rPr>
+                <w:rFonts w:ascii="Arial Nova Cond" w:hAnsi="Arial Nova Cond" w:cs="Arial"/>
+                <w:color w:val="000000"/>
+                <w:kern w:val="0"/>
+                <w:sz w:val="20"/>
+                <w:szCs w:val="20"/>
+              </w:rPr>
+            </w:pPr>
+            <w:r>
+              <w:rPr>
+                <w:rFonts w:ascii="Arial Nova Cond" w:hAnsi="Arial Nova Cond" w:cs="Arial"/>
+                <w:color w:val="000000"/>
+                <w:kern w:val="0"/>
+                <w:sz w:val="20"/>
+                <w:szCs w:val="20"/>
+              </w:rPr>
+              <w:t>{{competencias1}}</w:t>
+            </w:r>
+          </w:p>
+        </w:tc>
+        <w:tc>
+          <w:tcPr>
+            <w:tcW w:w="1399" w:type="dxa"/>
+            <w:vAlign w:val="center"/>
+          </w:tcPr>
+          <w:p>
+            <w:pPr>
+              <w:autoSpaceDE w:val="0"/>
+              <w:autoSpaceDN w:val="0"/>
+              <w:adjustRightInd w:val="0"/>
+              <w:jc w:val="both"/>
               <w:rPr>
                 <w:rFonts w:ascii="Arial Nova Cond" w:hAnsi="Arial Nova Cond" w:cs="Arial"/>
                 <w:color w:val="000000"/>
@@ -9604,7 +9324,7 @@
         </w:trPr>
         <w:tc>
           <w:tcPr>
-            <w:tcW w:w="875" w:type="dxa"/>
+            <w:tcW w:w="818" w:type="dxa"/>
             <w:vMerge/>
             <w:vAlign w:val="center"/>
           </w:tcPr>
@@ -9632,7 +9352,7 @@
         </w:tc>
         <w:tc>
           <w:tcPr>
-            <w:tcW w:w="1095" w:type="dxa"/>
+            <w:tcW w:w="1018" w:type="dxa"/>
             <w:vAlign w:val="center"/>
           </w:tcPr>
           <w:p>
@@ -9670,33 +9390,7 @@
         </w:tc>
         <w:tc>
           <w:tcPr>
-            <w:tcW w:w="1726" w:type="dxa"/>
-            <w:vAlign w:val="center"/>
-          </w:tcPr>
-          <w:p>
-            <w:pPr>
-              <w:pStyle w:val="NormalWeb"/>
-              <w:jc w:val="both"/>
-              <w:rPr>
-                <w:rFonts w:ascii="Arial Nova Cond" w:eastAsia="Calibri" w:hAnsi="Arial Nova Cond"/>
-                <w:sz w:val="20"/>
-                <w:szCs w:val="20"/>
-              </w:rPr>
-            </w:pPr>
-            <w:r>
-              <w:rPr>
-                <w:rFonts w:ascii="Arial Nova Cond" w:eastAsia="Calibri" w:hAnsi="Arial Nova Cond"/>
-                <w:sz w:val="20"/>
-                <w:szCs w:val="20"/>
-                <w:lang w:val="es-ES_tradnl"/>
-              </w:rPr>
-              <w:t>{{problemapotencialidad2}}</w:t>
-            </w:r>
-          </w:p>
-        </w:tc>
-        <w:tc>
-          <w:tcPr>
-            <w:tcW w:w="6169" w:type="dxa"/>
+            <w:tcW w:w="5379" w:type="dxa"/>
             <w:vAlign w:val="center"/>
           </w:tcPr>
           <w:p>
@@ -9730,7 +9424,7 @@
         </w:tc>
         <w:tc>
           <w:tcPr>
-            <w:tcW w:w="2015" w:type="dxa"/>
+            <w:tcW w:w="1984" w:type="dxa"/>
             <w:vAlign w:val="center"/>
           </w:tcPr>
           <w:p>
@@ -9761,7 +9455,7 @@
         </w:tc>
         <w:tc>
           <w:tcPr>
-            <w:tcW w:w="1634" w:type="dxa"/>
+            <w:tcW w:w="2693" w:type="dxa"/>
             <w:vAlign w:val="center"/>
           </w:tcPr>
           <w:p>
@@ -9786,13 +9480,13 @@
                 <w:sz w:val="20"/>
                 <w:szCs w:val="20"/>
               </w:rPr>
-              <w:t>{{competencias2}}</w:t>
-            </w:r>
-          </w:p>
-        </w:tc>
-        <w:tc>
-          <w:tcPr>
-            <w:tcW w:w="1337" w:type="dxa"/>
+              <w:t>{{campotematico2}}</w:t>
+            </w:r>
+          </w:p>
+        </w:tc>
+        <w:tc>
+          <w:tcPr>
+            <w:tcW w:w="1560" w:type="dxa"/>
             <w:vAlign w:val="center"/>
           </w:tcPr>
           <w:p>
@@ -9800,7 +9494,38 @@
               <w:autoSpaceDE w:val="0"/>
               <w:autoSpaceDN w:val="0"/>
               <w:adjustRightInd w:val="0"/>
-              <w:jc w:val="center"/>
+              <w:jc w:val="both"/>
+              <w:rPr>
+                <w:rFonts w:ascii="Arial Nova Cond" w:hAnsi="Arial Nova Cond" w:cs="Arial"/>
+                <w:color w:val="000000"/>
+                <w:kern w:val="0"/>
+                <w:sz w:val="20"/>
+                <w:szCs w:val="20"/>
+              </w:rPr>
+            </w:pPr>
+            <w:r>
+              <w:rPr>
+                <w:rFonts w:ascii="Arial Nova Cond" w:hAnsi="Arial Nova Cond" w:cs="Arial"/>
+                <w:color w:val="000000"/>
+                <w:kern w:val="0"/>
+                <w:sz w:val="20"/>
+                <w:szCs w:val="20"/>
+              </w:rPr>
+              <w:t>{{competencias2}}</w:t>
+            </w:r>
+          </w:p>
+        </w:tc>
+        <w:tc>
+          <w:tcPr>
+            <w:tcW w:w="1399" w:type="dxa"/>
+            <w:vAlign w:val="center"/>
+          </w:tcPr>
+          <w:p>
+            <w:pPr>
+              <w:autoSpaceDE w:val="0"/>
+              <w:autoSpaceDN w:val="0"/>
+              <w:adjustRightInd w:val="0"/>
+              <w:jc w:val="both"/>
               <w:rPr>
                 <w:rFonts w:ascii="Arial Nova Cond" w:hAnsi="Arial Nova Cond" w:cs="Arial"/>
                 <w:color w:val="000000"/>
@@ -9829,7 +9554,7 @@
         </w:trPr>
         <w:tc>
           <w:tcPr>
-            <w:tcW w:w="875" w:type="dxa"/>
+            <w:tcW w:w="818" w:type="dxa"/>
             <w:vMerge w:val="restart"/>
             <w:vAlign w:val="center"/>
           </w:tcPr>
@@ -9868,7 +9593,7 @@
         </w:tc>
         <w:tc>
           <w:tcPr>
-            <w:tcW w:w="1095" w:type="dxa"/>
+            <w:tcW w:w="1018" w:type="dxa"/>
             <w:vAlign w:val="center"/>
           </w:tcPr>
           <w:p>
@@ -9906,33 +9631,7 @@
         </w:tc>
         <w:tc>
           <w:tcPr>
-            <w:tcW w:w="1726" w:type="dxa"/>
-            <w:vAlign w:val="center"/>
-          </w:tcPr>
-          <w:p>
-            <w:pPr>
-              <w:pStyle w:val="Sinespaciado"/>
-              <w:jc w:val="both"/>
-              <w:rPr>
-                <w:rFonts w:ascii="Arial Nova Cond" w:eastAsia="Times New Roman" w:hAnsi="Arial Nova Cond" w:cs="Times New Roman"/>
-                <w:sz w:val="20"/>
-                <w:szCs w:val="20"/>
-              </w:rPr>
-            </w:pPr>
-            <w:r>
-              <w:rPr>
-                <w:rFonts w:ascii="Arial Nova Cond" w:eastAsia="Calibri" w:hAnsi="Arial Nova Cond" w:cs="Times New Roman"/>
-                <w:sz w:val="20"/>
-                <w:szCs w:val="20"/>
-                <w:lang w:val="es-ES_tradnl"/>
-              </w:rPr>
-              <w:t>{{problemapotencialidad3}}</w:t>
-            </w:r>
-          </w:p>
-        </w:tc>
-        <w:tc>
-          <w:tcPr>
-            <w:tcW w:w="6169" w:type="dxa"/>
+            <w:tcW w:w="5379" w:type="dxa"/>
             <w:vAlign w:val="center"/>
           </w:tcPr>
           <w:p>
@@ -9967,7 +9666,7 @@
         </w:tc>
         <w:tc>
           <w:tcPr>
-            <w:tcW w:w="2015" w:type="dxa"/>
+            <w:tcW w:w="1984" w:type="dxa"/>
             <w:vAlign w:val="center"/>
           </w:tcPr>
           <w:p>
@@ -9998,7 +9697,7 @@
         </w:tc>
         <w:tc>
           <w:tcPr>
-            <w:tcW w:w="1634" w:type="dxa"/>
+            <w:tcW w:w="2693" w:type="dxa"/>
             <w:vAlign w:val="center"/>
           </w:tcPr>
           <w:p>
@@ -10023,13 +9722,13 @@
                 <w:sz w:val="20"/>
                 <w:szCs w:val="20"/>
               </w:rPr>
-              <w:t>{{competencias3}}</w:t>
-            </w:r>
-          </w:p>
-        </w:tc>
-        <w:tc>
-          <w:tcPr>
-            <w:tcW w:w="1337" w:type="dxa"/>
+              <w:t>{{campotematico3}}</w:t>
+            </w:r>
+          </w:p>
+        </w:tc>
+        <w:tc>
+          <w:tcPr>
+            <w:tcW w:w="1560" w:type="dxa"/>
             <w:vAlign w:val="center"/>
           </w:tcPr>
           <w:p>
@@ -10037,7 +9736,38 @@
               <w:autoSpaceDE w:val="0"/>
               <w:autoSpaceDN w:val="0"/>
               <w:adjustRightInd w:val="0"/>
-              <w:jc w:val="center"/>
+              <w:jc w:val="both"/>
+              <w:rPr>
+                <w:rFonts w:ascii="Arial Nova Cond" w:hAnsi="Arial Nova Cond" w:cs="Arial"/>
+                <w:color w:val="000000"/>
+                <w:kern w:val="0"/>
+                <w:sz w:val="20"/>
+                <w:szCs w:val="20"/>
+              </w:rPr>
+            </w:pPr>
+            <w:r>
+              <w:rPr>
+                <w:rFonts w:ascii="Arial Nova Cond" w:hAnsi="Arial Nova Cond" w:cs="Arial"/>
+                <w:color w:val="000000"/>
+                <w:kern w:val="0"/>
+                <w:sz w:val="20"/>
+                <w:szCs w:val="20"/>
+              </w:rPr>
+              <w:t>{{competencias3}}</w:t>
+            </w:r>
+          </w:p>
+        </w:tc>
+        <w:tc>
+          <w:tcPr>
+            <w:tcW w:w="1399" w:type="dxa"/>
+            <w:vAlign w:val="center"/>
+          </w:tcPr>
+          <w:p>
+            <w:pPr>
+              <w:autoSpaceDE w:val="0"/>
+              <w:autoSpaceDN w:val="0"/>
+              <w:adjustRightInd w:val="0"/>
+              <w:jc w:val="both"/>
               <w:rPr>
                 <w:rFonts w:ascii="Arial Nova Cond" w:hAnsi="Arial Nova Cond" w:cs="Arial"/>
                 <w:color w:val="000000"/>
@@ -10066,7 +9796,7 @@
         </w:trPr>
         <w:tc>
           <w:tcPr>
-            <w:tcW w:w="875" w:type="dxa"/>
+            <w:tcW w:w="818" w:type="dxa"/>
             <w:vMerge/>
             <w:vAlign w:val="center"/>
           </w:tcPr>
@@ -10094,7 +9824,7 @@
         </w:tc>
         <w:tc>
           <w:tcPr>
-            <w:tcW w:w="1095" w:type="dxa"/>
+            <w:tcW w:w="1018" w:type="dxa"/>
             <w:vAlign w:val="center"/>
           </w:tcPr>
           <w:p>
@@ -10132,33 +9862,7 @@
         </w:tc>
         <w:tc>
           <w:tcPr>
-            <w:tcW w:w="1726" w:type="dxa"/>
-            <w:vAlign w:val="center"/>
-          </w:tcPr>
-          <w:p>
-            <w:pPr>
-              <w:pStyle w:val="Sinespaciado"/>
-              <w:jc w:val="both"/>
-              <w:rPr>
-                <w:rFonts w:ascii="Arial Nova Cond" w:hAnsi="Arial Nova Cond"/>
-                <w:sz w:val="20"/>
-                <w:szCs w:val="20"/>
-              </w:rPr>
-            </w:pPr>
-            <w:r>
-              <w:rPr>
-                <w:rFonts w:ascii="Arial Nova Cond" w:eastAsia="Calibri" w:hAnsi="Arial Nova Cond" w:cs="Times New Roman"/>
-                <w:sz w:val="20"/>
-                <w:szCs w:val="20"/>
-                <w:lang w:val="es-ES_tradnl"/>
-              </w:rPr>
-              <w:t>{{problemapotencialidad4}}</w:t>
-            </w:r>
-          </w:p>
-        </w:tc>
-        <w:tc>
-          <w:tcPr>
-            <w:tcW w:w="6169" w:type="dxa"/>
+            <w:tcW w:w="5379" w:type="dxa"/>
             <w:vAlign w:val="center"/>
           </w:tcPr>
           <w:p>
@@ -10193,7 +9897,7 @@
         </w:tc>
         <w:tc>
           <w:tcPr>
-            <w:tcW w:w="2015" w:type="dxa"/>
+            <w:tcW w:w="1984" w:type="dxa"/>
             <w:vAlign w:val="center"/>
           </w:tcPr>
           <w:p>
@@ -10224,7 +9928,7 @@
         </w:tc>
         <w:tc>
           <w:tcPr>
-            <w:tcW w:w="1634" w:type="dxa"/>
+            <w:tcW w:w="2693" w:type="dxa"/>
             <w:vAlign w:val="center"/>
           </w:tcPr>
           <w:p>
@@ -10249,13 +9953,13 @@
                 <w:sz w:val="20"/>
                 <w:szCs w:val="20"/>
               </w:rPr>
-              <w:t>{{competencias4}}</w:t>
-            </w:r>
-          </w:p>
-        </w:tc>
-        <w:tc>
-          <w:tcPr>
-            <w:tcW w:w="1337" w:type="dxa"/>
+              <w:t>{{campotematico4}}</w:t>
+            </w:r>
+          </w:p>
+        </w:tc>
+        <w:tc>
+          <w:tcPr>
+            <w:tcW w:w="1560" w:type="dxa"/>
             <w:vAlign w:val="center"/>
           </w:tcPr>
           <w:p>
@@ -10263,7 +9967,38 @@
               <w:autoSpaceDE w:val="0"/>
               <w:autoSpaceDN w:val="0"/>
               <w:adjustRightInd w:val="0"/>
-              <w:jc w:val="center"/>
+              <w:jc w:val="both"/>
+              <w:rPr>
+                <w:rFonts w:ascii="Arial Nova Cond" w:hAnsi="Arial Nova Cond" w:cs="Arial"/>
+                <w:color w:val="000000"/>
+                <w:kern w:val="0"/>
+                <w:sz w:val="20"/>
+                <w:szCs w:val="20"/>
+              </w:rPr>
+            </w:pPr>
+            <w:r>
+              <w:rPr>
+                <w:rFonts w:ascii="Arial Nova Cond" w:hAnsi="Arial Nova Cond" w:cs="Arial"/>
+                <w:color w:val="000000"/>
+                <w:kern w:val="0"/>
+                <w:sz w:val="20"/>
+                <w:szCs w:val="20"/>
+              </w:rPr>
+              <w:t>{{competencias4}}</w:t>
+            </w:r>
+          </w:p>
+        </w:tc>
+        <w:tc>
+          <w:tcPr>
+            <w:tcW w:w="1399" w:type="dxa"/>
+            <w:vAlign w:val="center"/>
+          </w:tcPr>
+          <w:p>
+            <w:pPr>
+              <w:autoSpaceDE w:val="0"/>
+              <w:autoSpaceDN w:val="0"/>
+              <w:adjustRightInd w:val="0"/>
+              <w:jc w:val="both"/>
               <w:rPr>
                 <w:rFonts w:ascii="Arial Nova Cond" w:hAnsi="Arial Nova Cond" w:cs="Arial"/>
                 <w:color w:val="000000"/>
@@ -10292,7 +10027,7 @@
         </w:trPr>
         <w:tc>
           <w:tcPr>
-            <w:tcW w:w="875" w:type="dxa"/>
+            <w:tcW w:w="818" w:type="dxa"/>
             <w:vMerge w:val="restart"/>
             <w:vAlign w:val="center"/>
           </w:tcPr>
@@ -10331,7 +10066,7 @@
         </w:tc>
         <w:tc>
           <w:tcPr>
-            <w:tcW w:w="1095" w:type="dxa"/>
+            <w:tcW w:w="1018" w:type="dxa"/>
             <w:vAlign w:val="center"/>
           </w:tcPr>
           <w:p>
@@ -10369,34 +10104,7 @@
         </w:tc>
         <w:tc>
           <w:tcPr>
-            <w:tcW w:w="1726" w:type="dxa"/>
-            <w:vAlign w:val="center"/>
-          </w:tcPr>
-          <w:p>
-            <w:pPr>
-              <w:pStyle w:val="Sinespaciado"/>
-              <w:jc w:val="both"/>
-              <w:rPr>
-                <w:rFonts w:ascii="Arial Nova Cond" w:hAnsi="Arial Nova Cond"/>
-                <w:color w:val="000000" w:themeColor="text1"/>
-                <w:sz w:val="20"/>
-                <w:szCs w:val="20"/>
-              </w:rPr>
-            </w:pPr>
-            <w:r>
-              <w:rPr>
-                <w:rFonts w:ascii="Arial Nova Cond" w:eastAsia="Calibri" w:hAnsi="Arial Nova Cond" w:cs="Times New Roman"/>
-                <w:sz w:val="20"/>
-                <w:szCs w:val="20"/>
-                <w:lang w:val="es-ES_tradnl"/>
-              </w:rPr>
-              <w:t>{{problemapotencialidad5}}</w:t>
-            </w:r>
-          </w:p>
-        </w:tc>
-        <w:tc>
-          <w:tcPr>
-            <w:tcW w:w="6169" w:type="dxa"/>
+            <w:tcW w:w="5379" w:type="dxa"/>
             <w:vAlign w:val="center"/>
           </w:tcPr>
           <w:p>
@@ -10425,13 +10133,13 @@
                 <w:szCs w:val="20"/>
                 <w:lang w:val="es-ES_tradnl"/>
               </w:rPr>
-              <w:t>{{situacionsignificativa5}}</w:t>
-            </w:r>
-          </w:p>
-        </w:tc>
-        <w:tc>
-          <w:tcPr>
-            <w:tcW w:w="2015" w:type="dxa"/>
+              <w:t xml:space="preserve">{{situacionsignificativa5}} </w:t>
+            </w:r>
+          </w:p>
+        </w:tc>
+        <w:tc>
+          <w:tcPr>
+            <w:tcW w:w="1984" w:type="dxa"/>
             <w:vAlign w:val="center"/>
           </w:tcPr>
           <w:p>
@@ -10462,7 +10170,7 @@
         </w:tc>
         <w:tc>
           <w:tcPr>
-            <w:tcW w:w="1634" w:type="dxa"/>
+            <w:tcW w:w="2693" w:type="dxa"/>
             <w:vAlign w:val="center"/>
           </w:tcPr>
           <w:p>
@@ -10487,13 +10195,13 @@
                 <w:sz w:val="20"/>
                 <w:szCs w:val="20"/>
               </w:rPr>
-              <w:t>{{competencias5}}</w:t>
-            </w:r>
-          </w:p>
-        </w:tc>
-        <w:tc>
-          <w:tcPr>
-            <w:tcW w:w="1337" w:type="dxa"/>
+              <w:t>{{campotematico5}}</w:t>
+            </w:r>
+          </w:p>
+        </w:tc>
+        <w:tc>
+          <w:tcPr>
+            <w:tcW w:w="1560" w:type="dxa"/>
             <w:vAlign w:val="center"/>
           </w:tcPr>
           <w:p>
@@ -10501,7 +10209,38 @@
               <w:autoSpaceDE w:val="0"/>
               <w:autoSpaceDN w:val="0"/>
               <w:adjustRightInd w:val="0"/>
-              <w:jc w:val="center"/>
+              <w:jc w:val="both"/>
+              <w:rPr>
+                <w:rFonts w:ascii="Arial Nova Cond" w:hAnsi="Arial Nova Cond" w:cs="Arial"/>
+                <w:color w:val="000000"/>
+                <w:kern w:val="0"/>
+                <w:sz w:val="20"/>
+                <w:szCs w:val="20"/>
+              </w:rPr>
+            </w:pPr>
+            <w:r>
+              <w:rPr>
+                <w:rFonts w:ascii="Arial Nova Cond" w:hAnsi="Arial Nova Cond" w:cs="Arial"/>
+                <w:color w:val="000000"/>
+                <w:kern w:val="0"/>
+                <w:sz w:val="20"/>
+                <w:szCs w:val="20"/>
+              </w:rPr>
+              <w:t>{{competencias5}}</w:t>
+            </w:r>
+          </w:p>
+        </w:tc>
+        <w:tc>
+          <w:tcPr>
+            <w:tcW w:w="1399" w:type="dxa"/>
+            <w:vAlign w:val="center"/>
+          </w:tcPr>
+          <w:p>
+            <w:pPr>
+              <w:autoSpaceDE w:val="0"/>
+              <w:autoSpaceDN w:val="0"/>
+              <w:adjustRightInd w:val="0"/>
+              <w:jc w:val="both"/>
               <w:rPr>
                 <w:rFonts w:ascii="Arial Nova Cond" w:hAnsi="Arial Nova Cond" w:cs="Arial"/>
                 <w:color w:val="000000"/>
@@ -10530,7 +10269,7 @@
         </w:trPr>
         <w:tc>
           <w:tcPr>
-            <w:tcW w:w="875" w:type="dxa"/>
+            <w:tcW w:w="818" w:type="dxa"/>
             <w:vMerge/>
             <w:vAlign w:val="center"/>
           </w:tcPr>
@@ -10558,7 +10297,7 @@
         </w:tc>
         <w:tc>
           <w:tcPr>
-            <w:tcW w:w="1095" w:type="dxa"/>
+            <w:tcW w:w="1018" w:type="dxa"/>
             <w:vAlign w:val="center"/>
           </w:tcPr>
           <w:p>
@@ -10596,33 +10335,7 @@
         </w:tc>
         <w:tc>
           <w:tcPr>
-            <w:tcW w:w="1726" w:type="dxa"/>
-            <w:vAlign w:val="center"/>
-          </w:tcPr>
-          <w:p>
-            <w:pPr>
-              <w:pStyle w:val="Sinespaciado"/>
-              <w:jc w:val="both"/>
-              <w:rPr>
-                <w:rFonts w:ascii="Arial Nova Cond" w:hAnsi="Arial Nova Cond"/>
-                <w:sz w:val="20"/>
-                <w:szCs w:val="20"/>
-              </w:rPr>
-            </w:pPr>
-            <w:r>
-              <w:rPr>
-                <w:rFonts w:ascii="Arial Nova Cond" w:eastAsia="Calibri" w:hAnsi="Arial Nova Cond" w:cs="Times New Roman"/>
-                <w:sz w:val="20"/>
-                <w:szCs w:val="20"/>
-                <w:lang w:val="es-ES_tradnl"/>
-              </w:rPr>
-              <w:t>{{problemapotencialidad6}}</w:t>
-            </w:r>
-          </w:p>
-        </w:tc>
-        <w:tc>
-          <w:tcPr>
-            <w:tcW w:w="6169" w:type="dxa"/>
+            <w:tcW w:w="5379" w:type="dxa"/>
             <w:vAlign w:val="center"/>
           </w:tcPr>
           <w:p>
@@ -10656,7 +10369,7 @@
         </w:tc>
         <w:tc>
           <w:tcPr>
-            <w:tcW w:w="2015" w:type="dxa"/>
+            <w:tcW w:w="1984" w:type="dxa"/>
             <w:vAlign w:val="center"/>
           </w:tcPr>
           <w:p>
@@ -10687,7 +10400,7 @@
         </w:tc>
         <w:tc>
           <w:tcPr>
-            <w:tcW w:w="1634" w:type="dxa"/>
+            <w:tcW w:w="2693" w:type="dxa"/>
             <w:vAlign w:val="center"/>
           </w:tcPr>
           <w:p>
@@ -10712,13 +10425,13 @@
                 <w:sz w:val="20"/>
                 <w:szCs w:val="20"/>
               </w:rPr>
-              <w:t>{{competencias6}}</w:t>
-            </w:r>
-          </w:p>
-        </w:tc>
-        <w:tc>
-          <w:tcPr>
-            <w:tcW w:w="1337" w:type="dxa"/>
+              <w:t>{{campotematico6}}</w:t>
+            </w:r>
+          </w:p>
+        </w:tc>
+        <w:tc>
+          <w:tcPr>
+            <w:tcW w:w="1560" w:type="dxa"/>
             <w:vAlign w:val="center"/>
           </w:tcPr>
           <w:p>
@@ -10726,7 +10439,38 @@
               <w:autoSpaceDE w:val="0"/>
               <w:autoSpaceDN w:val="0"/>
               <w:adjustRightInd w:val="0"/>
-              <w:jc w:val="center"/>
+              <w:jc w:val="both"/>
+              <w:rPr>
+                <w:rFonts w:ascii="Arial Nova Cond" w:hAnsi="Arial Nova Cond" w:cs="Arial"/>
+                <w:color w:val="000000"/>
+                <w:kern w:val="0"/>
+                <w:sz w:val="20"/>
+                <w:szCs w:val="20"/>
+              </w:rPr>
+            </w:pPr>
+            <w:r>
+              <w:rPr>
+                <w:rFonts w:ascii="Arial Nova Cond" w:hAnsi="Arial Nova Cond" w:cs="Arial"/>
+                <w:color w:val="000000"/>
+                <w:kern w:val="0"/>
+                <w:sz w:val="20"/>
+                <w:szCs w:val="20"/>
+              </w:rPr>
+              <w:t>{{competencias6}}</w:t>
+            </w:r>
+          </w:p>
+        </w:tc>
+        <w:tc>
+          <w:tcPr>
+            <w:tcW w:w="1399" w:type="dxa"/>
+            <w:vAlign w:val="center"/>
+          </w:tcPr>
+          <w:p>
+            <w:pPr>
+              <w:autoSpaceDE w:val="0"/>
+              <w:autoSpaceDN w:val="0"/>
+              <w:adjustRightInd w:val="0"/>
+              <w:jc w:val="both"/>
               <w:rPr>
                 <w:rFonts w:ascii="Arial Nova Cond" w:hAnsi="Arial Nova Cond" w:cs="Arial"/>
                 <w:color w:val="000000"/>
@@ -10755,7 +10499,7 @@
         </w:trPr>
         <w:tc>
           <w:tcPr>
-            <w:tcW w:w="875" w:type="dxa"/>
+            <w:tcW w:w="818" w:type="dxa"/>
             <w:vMerge w:val="restart"/>
             <w:vAlign w:val="center"/>
           </w:tcPr>
@@ -10794,7 +10538,7 @@
         </w:tc>
         <w:tc>
           <w:tcPr>
-            <w:tcW w:w="1095" w:type="dxa"/>
+            <w:tcW w:w="1018" w:type="dxa"/>
             <w:vAlign w:val="center"/>
           </w:tcPr>
           <w:p>
@@ -10832,7 +10576,7 @@
         </w:tc>
         <w:tc>
           <w:tcPr>
-            <w:tcW w:w="1726" w:type="dxa"/>
+            <w:tcW w:w="5379" w:type="dxa"/>
             <w:vAlign w:val="center"/>
           </w:tcPr>
           <w:p>
@@ -10845,62 +10589,28 @@
               </w:tabs>
               <w:spacing w:line="276" w:lineRule="auto"/>
               <w:ind w:left="0"/>
+              <w:jc w:val="both"/>
+              <w:rPr>
+                <w:rFonts w:ascii="Arial Nova Cond" w:hAnsi="Arial Nova Cond"/>
+                <w:color w:val="000000" w:themeColor="text1"/>
+                <w:sz w:val="20"/>
+                <w:szCs w:val="20"/>
+              </w:rPr>
+            </w:pPr>
+            <w:r>
               <w:rPr>
                 <w:rFonts w:ascii="Arial Nova Cond" w:eastAsia="Calibri" w:hAnsi="Arial Nova Cond" w:cs="Times New Roman"/>
-                <w:color w:val="000000" w:themeColor="text1"/>
                 <w:sz w:val="20"/>
                 <w:szCs w:val="20"/>
                 <w:lang w:val="es-ES_tradnl"/>
               </w:rPr>
-            </w:pPr>
-            <w:r>
-              <w:rPr>
-                <w:rFonts w:ascii="Arial Nova Cond" w:eastAsia="Calibri" w:hAnsi="Arial Nova Cond" w:cs="Times New Roman"/>
-                <w:sz w:val="20"/>
-                <w:szCs w:val="20"/>
-                <w:lang w:val="es-ES_tradnl"/>
-              </w:rPr>
-              <w:t>{{problemapotencialidad7}}</w:t>
-            </w:r>
-          </w:p>
-        </w:tc>
-        <w:tc>
-          <w:tcPr>
-            <w:tcW w:w="6169" w:type="dxa"/>
-            <w:vAlign w:val="center"/>
-          </w:tcPr>
-          <w:p>
-            <w:pPr>
-              <w:pStyle w:val="Prrafodelista"/>
-              <w:tabs>
-                <w:tab w:val="left" w:pos="0"/>
-                <w:tab w:val="left" w:pos="142"/>
-                <w:tab w:val="left" w:pos="284"/>
-              </w:tabs>
-              <w:spacing w:line="276" w:lineRule="auto"/>
-              <w:ind w:left="0"/>
-              <w:jc w:val="both"/>
-              <w:rPr>
-                <w:rFonts w:ascii="Arial Nova Cond" w:hAnsi="Arial Nova Cond"/>
-                <w:color w:val="000000" w:themeColor="text1"/>
-                <w:sz w:val="20"/>
-                <w:szCs w:val="20"/>
-              </w:rPr>
-            </w:pPr>
-            <w:r>
-              <w:rPr>
-                <w:rFonts w:ascii="Arial Nova Cond" w:eastAsia="Calibri" w:hAnsi="Arial Nova Cond" w:cs="Times New Roman"/>
-                <w:sz w:val="20"/>
-                <w:szCs w:val="20"/>
-                <w:lang w:val="es-ES_tradnl"/>
-              </w:rPr>
               <w:t>{{situacionsignificativa7}}</w:t>
             </w:r>
           </w:p>
         </w:tc>
         <w:tc>
           <w:tcPr>
-            <w:tcW w:w="2015" w:type="dxa"/>
+            <w:tcW w:w="1984" w:type="dxa"/>
             <w:vAlign w:val="center"/>
           </w:tcPr>
           <w:p>
@@ -10931,7 +10641,7 @@
         </w:tc>
         <w:tc>
           <w:tcPr>
-            <w:tcW w:w="1634" w:type="dxa"/>
+            <w:tcW w:w="2693" w:type="dxa"/>
             <w:vAlign w:val="center"/>
           </w:tcPr>
           <w:p>
@@ -10956,13 +10666,13 @@
                 <w:sz w:val="20"/>
                 <w:szCs w:val="20"/>
               </w:rPr>
-              <w:t>{{competencias7}}</w:t>
-            </w:r>
-          </w:p>
-        </w:tc>
-        <w:tc>
-          <w:tcPr>
-            <w:tcW w:w="1337" w:type="dxa"/>
+              <w:t>{{campotematico7}}</w:t>
+            </w:r>
+          </w:p>
+        </w:tc>
+        <w:tc>
+          <w:tcPr>
+            <w:tcW w:w="1560" w:type="dxa"/>
             <w:vAlign w:val="center"/>
           </w:tcPr>
           <w:p>
@@ -10970,7 +10680,38 @@
               <w:autoSpaceDE w:val="0"/>
               <w:autoSpaceDN w:val="0"/>
               <w:adjustRightInd w:val="0"/>
-              <w:jc w:val="center"/>
+              <w:jc w:val="both"/>
+              <w:rPr>
+                <w:rFonts w:ascii="Arial Nova Cond" w:hAnsi="Arial Nova Cond" w:cs="Arial"/>
+                <w:color w:val="000000"/>
+                <w:kern w:val="0"/>
+                <w:sz w:val="20"/>
+                <w:szCs w:val="20"/>
+              </w:rPr>
+            </w:pPr>
+            <w:r>
+              <w:rPr>
+                <w:rFonts w:ascii="Arial Nova Cond" w:hAnsi="Arial Nova Cond" w:cs="Arial"/>
+                <w:color w:val="000000"/>
+                <w:kern w:val="0"/>
+                <w:sz w:val="20"/>
+                <w:szCs w:val="20"/>
+              </w:rPr>
+              <w:t>{{competencias7}}</w:t>
+            </w:r>
+          </w:p>
+        </w:tc>
+        <w:tc>
+          <w:tcPr>
+            <w:tcW w:w="1399" w:type="dxa"/>
+            <w:vAlign w:val="center"/>
+          </w:tcPr>
+          <w:p>
+            <w:pPr>
+              <w:autoSpaceDE w:val="0"/>
+              <w:autoSpaceDN w:val="0"/>
+              <w:adjustRightInd w:val="0"/>
+              <w:jc w:val="both"/>
               <w:rPr>
                 <w:rFonts w:ascii="Arial Nova Cond" w:hAnsi="Arial Nova Cond" w:cs="Arial"/>
                 <w:color w:val="000000"/>
@@ -10999,7 +10740,7 @@
         </w:trPr>
         <w:tc>
           <w:tcPr>
-            <w:tcW w:w="875" w:type="dxa"/>
+            <w:tcW w:w="818" w:type="dxa"/>
             <w:vMerge/>
             <w:vAlign w:val="center"/>
           </w:tcPr>
@@ -11027,7 +10768,7 @@
         </w:tc>
         <w:tc>
           <w:tcPr>
-            <w:tcW w:w="1095" w:type="dxa"/>
+            <w:tcW w:w="1018" w:type="dxa"/>
             <w:vAlign w:val="center"/>
           </w:tcPr>
           <w:p>
@@ -11065,7 +10806,7 @@
         </w:tc>
         <w:tc>
           <w:tcPr>
-            <w:tcW w:w="1726" w:type="dxa"/>
+            <w:tcW w:w="5379" w:type="dxa"/>
             <w:vAlign w:val="center"/>
           </w:tcPr>
           <w:p>
@@ -11078,6 +10819,7 @@
               </w:tabs>
               <w:spacing w:line="276" w:lineRule="auto"/>
               <w:ind w:left="0"/>
+              <w:jc w:val="both"/>
               <w:rPr>
                 <w:rFonts w:ascii="Arial Nova Cond" w:eastAsia="Calibri" w:hAnsi="Arial Nova Cond" w:cs="Times New Roman"/>
                 <w:color w:val="000000" w:themeColor="text1"/>
@@ -11093,48 +10835,13 @@
                 <w:szCs w:val="20"/>
                 <w:lang w:val="es-ES_tradnl"/>
               </w:rPr>
-              <w:t>{{problemapotencialidad8}}</w:t>
-            </w:r>
-          </w:p>
-        </w:tc>
-        <w:tc>
-          <w:tcPr>
-            <w:tcW w:w="6169" w:type="dxa"/>
-            <w:vAlign w:val="center"/>
-          </w:tcPr>
-          <w:p>
-            <w:pPr>
-              <w:pStyle w:val="Prrafodelista"/>
-              <w:tabs>
-                <w:tab w:val="left" w:pos="0"/>
-                <w:tab w:val="left" w:pos="142"/>
-                <w:tab w:val="left" w:pos="284"/>
-              </w:tabs>
-              <w:spacing w:line="276" w:lineRule="auto"/>
-              <w:ind w:left="0"/>
-              <w:jc w:val="both"/>
-              <w:rPr>
-                <w:rFonts w:ascii="Arial Nova Cond" w:eastAsia="Calibri" w:hAnsi="Arial Nova Cond" w:cs="Times New Roman"/>
-                <w:color w:val="000000" w:themeColor="text1"/>
-                <w:sz w:val="20"/>
-                <w:szCs w:val="20"/>
-                <w:lang w:val="es-ES_tradnl"/>
-              </w:rPr>
-            </w:pPr>
-            <w:r>
-              <w:rPr>
-                <w:rFonts w:ascii="Arial Nova Cond" w:eastAsia="Calibri" w:hAnsi="Arial Nova Cond" w:cs="Times New Roman"/>
-                <w:sz w:val="20"/>
-                <w:szCs w:val="20"/>
-                <w:lang w:val="es-ES_tradnl"/>
-              </w:rPr>
               <w:t>{{situacionsignificativa8}}</w:t>
             </w:r>
           </w:p>
         </w:tc>
         <w:tc>
           <w:tcPr>
-            <w:tcW w:w="2015" w:type="dxa"/>
+            <w:tcW w:w="1984" w:type="dxa"/>
             <w:vAlign w:val="center"/>
           </w:tcPr>
           <w:p>
@@ -11164,7 +10871,7 @@
         </w:tc>
         <w:tc>
           <w:tcPr>
-            <w:tcW w:w="1634" w:type="dxa"/>
+            <w:tcW w:w="2693" w:type="dxa"/>
             <w:vAlign w:val="center"/>
           </w:tcPr>
           <w:p>
@@ -11189,13 +10896,13 @@
                 <w:sz w:val="20"/>
                 <w:szCs w:val="20"/>
               </w:rPr>
-              <w:t>{{competencias8}}</w:t>
-            </w:r>
-          </w:p>
-        </w:tc>
-        <w:tc>
-          <w:tcPr>
-            <w:tcW w:w="1337" w:type="dxa"/>
+              <w:t>{{campotematico8}}</w:t>
+            </w:r>
+          </w:p>
+        </w:tc>
+        <w:tc>
+          <w:tcPr>
+            <w:tcW w:w="1560" w:type="dxa"/>
             <w:vAlign w:val="center"/>
           </w:tcPr>
           <w:p>
@@ -11203,7 +10910,38 @@
               <w:autoSpaceDE w:val="0"/>
               <w:autoSpaceDN w:val="0"/>
               <w:adjustRightInd w:val="0"/>
-              <w:jc w:val="center"/>
+              <w:jc w:val="both"/>
+              <w:rPr>
+                <w:rFonts w:ascii="Arial Nova Cond" w:hAnsi="Arial Nova Cond" w:cs="Arial"/>
+                <w:color w:val="000000"/>
+                <w:kern w:val="0"/>
+                <w:sz w:val="20"/>
+                <w:szCs w:val="20"/>
+              </w:rPr>
+            </w:pPr>
+            <w:r>
+              <w:rPr>
+                <w:rFonts w:ascii="Arial Nova Cond" w:hAnsi="Arial Nova Cond" w:cs="Arial"/>
+                <w:color w:val="000000"/>
+                <w:kern w:val="0"/>
+                <w:sz w:val="20"/>
+                <w:szCs w:val="20"/>
+              </w:rPr>
+              <w:t>{{competencias8}}</w:t>
+            </w:r>
+          </w:p>
+        </w:tc>
+        <w:tc>
+          <w:tcPr>
+            <w:tcW w:w="1399" w:type="dxa"/>
+            <w:vAlign w:val="center"/>
+          </w:tcPr>
+          <w:p>
+            <w:pPr>
+              <w:autoSpaceDE w:val="0"/>
+              <w:autoSpaceDN w:val="0"/>
+              <w:adjustRightInd w:val="0"/>
+              <w:jc w:val="both"/>
               <w:rPr>
                 <w:rFonts w:ascii="Arial Nova Cond" w:hAnsi="Arial Nova Cond" w:cs="Arial"/>
                 <w:color w:val="000000"/>
@@ -22620,7 +22358,6 @@
               </w:rPr>
               <w:t xml:space="preserve">Minedu (2016). Programa curricular de educación secundaria. Resolución Ministerial </w:t>
             </w:r>
-            <w:proofErr w:type="spellStart"/>
             <w:r>
               <w:rPr>
                 <w:rFonts w:ascii="Arial Nova Cond Light" w:eastAsia="Calibri" w:hAnsi="Arial Nova Cond Light" w:cs="Calibri Light"/>
@@ -22629,7 +22366,6 @@
               </w:rPr>
               <w:t>N°</w:t>
             </w:r>
-            <w:proofErr w:type="spellEnd"/>
             <w:r>
               <w:rPr>
                 <w:rFonts w:ascii="Arial Nova Cond Light" w:eastAsia="Calibri" w:hAnsi="Arial Nova Cond Light" w:cs="Calibri Light"/>
@@ -22663,7 +22399,6 @@
               </w:rPr>
               <w:t xml:space="preserve">Minedu (2016). Currículo Nacional de la educación básica. Resolución Ministerial </w:t>
             </w:r>
-            <w:proofErr w:type="spellStart"/>
             <w:r>
               <w:rPr>
                 <w:rFonts w:ascii="Arial Nova Cond Light" w:eastAsia="Calibri" w:hAnsi="Arial Nova Cond Light" w:cs="Calibri Light"/>
@@ -22672,7 +22407,6 @@
               </w:rPr>
               <w:t>N°</w:t>
             </w:r>
-            <w:proofErr w:type="spellEnd"/>
             <w:r>
               <w:rPr>
                 <w:rFonts w:ascii="Arial Nova Cond Light" w:eastAsia="Calibri" w:hAnsi="Arial Nova Cond Light" w:cs="Calibri Light"/>
@@ -23410,7 +23144,7 @@
 </file>
 
 <file path=word/endnotes.xml><?xml version="1.0" encoding="utf-8"?>
-<w:endnotes xmlns:wpc="http://schemas.microsoft.com/office/word/2010/wordprocessingCanvas" xmlns:cx="http://schemas.microsoft.com/office/drawing/2014/chartex" xmlns:cx1="http://schemas.microsoft.com/office/drawing/2015/9/8/chartex" xmlns:cx2="http://schemas.microsoft.com/office/drawing/2015/10/21/chartex" xmlns:cx3="http://schemas.microsoft.com/office/drawing/2016/5/9/chartex" xmlns:cx4="http://schemas.microsoft.com/office/drawing/2016/5/10/chartex" xmlns:cx5="http://schemas.microsoft.com/office/drawing/2016/5/11/chartex" xmlns:cx6="http://schemas.microsoft.com/office/drawing/2016/5/12/chartex" xmlns:cx7="http://schemas.microsoft.com/office/drawing/2016/5/13/chartex" xmlns:cx8="http://schemas.microsoft.com/office/drawing/2016/5/14/chartex" xmlns:mc="http://schemas.openxmlformats.org/markup-compatibility/2006" xmlns:aink="http://schemas.microsoft.com/office/drawing/2016/ink" xmlns:am3d="http://schemas.microsoft.com/office/drawing/2017/model3d" xmlns:o="urn:schemas-microsoft-com:office:office" xmlns:oel="http://schemas.microsoft.com/office/2019/extlst" xmlns:r="http://schemas.openxmlformats.org/officeDocument/2006/relationships" xmlns:m="http://schemas.openxmlformats.org/officeDocument/2006/math" xmlns:v="urn:schemas-microsoft-com:vml" xmlns:wp14="http://schemas.microsoft.com/office/word/2010/wordprocessingDrawing" xmlns:wp="http://schemas.openxmlformats.org/drawingml/2006/wordprocessingDrawing" xmlns:w10="urn:schemas-microsoft-com:office:word" xmlns:w="http://schemas.openxmlformats.org/wordprocessingml/2006/main" xmlns:w14="http://schemas.microsoft.com/office/word/2010/wordml" xmlns:w15="http://schemas.microsoft.com/office/word/2012/wordml" xmlns:w16cex="http://schemas.microsoft.com/office/word/2018/wordml/cex" xmlns:w16cid="http://schemas.microsoft.com/office/word/2016/wordml/cid" xmlns:w16="http://schemas.microsoft.com/office/word/2018/wordml" xmlns:w16du="http://schemas.microsoft.com/office/word/2023/wordml/word16du" xmlns:w16sdtdh="http://schemas.microsoft.com/office/word/2020/wordml/sdtdatahash" xmlns:w16se="http://schemas.microsoft.com/office/word/2015/wordml/symex" xmlns:wpg="http://schemas.microsoft.com/office/word/2010/wordprocessingGroup" xmlns:wpi="http://schemas.microsoft.com/office/word/2010/wordprocessingInk" xmlns:wne="http://schemas.microsoft.com/office/word/2006/wordml" xmlns:wps="http://schemas.microsoft.com/office/word/2010/wordprocessingShape" mc:Ignorable="w14 w15 w16se w16cid w16 w16cex w16sdtdh w16du wp14">
+<w:endnotes xmlns:wpc="http://schemas.microsoft.com/office/word/2010/wordprocessingCanvas" xmlns:cx="http://schemas.microsoft.com/office/drawing/2014/chartex" xmlns:cx1="http://schemas.microsoft.com/office/drawing/2015/9/8/chartex" xmlns:cx2="http://schemas.microsoft.com/office/drawing/2015/10/21/chartex" xmlns:cx3="http://schemas.microsoft.com/office/drawing/2016/5/9/chartex" xmlns:cx4="http://schemas.microsoft.com/office/drawing/2016/5/10/chartex" xmlns:cx5="http://schemas.microsoft.com/office/drawing/2016/5/11/chartex" xmlns:cx6="http://schemas.microsoft.com/office/drawing/2016/5/12/chartex" xmlns:cx7="http://schemas.microsoft.com/office/drawing/2016/5/13/chartex" xmlns:cx8="http://schemas.microsoft.com/office/drawing/2016/5/14/chartex" xmlns:mc="http://schemas.openxmlformats.org/markup-compatibility/2006" xmlns:aink="http://schemas.microsoft.com/office/drawing/2016/ink" xmlns:am3d="http://schemas.microsoft.com/office/drawing/2017/model3d" xmlns:o="urn:schemas-microsoft-com:office:office" xmlns:oel="http://schemas.microsoft.com/office/2019/extlst" xmlns:r="http://schemas.openxmlformats.org/officeDocument/2006/relationships" xmlns:m="http://schemas.openxmlformats.org/officeDocument/2006/math" xmlns:v="urn:schemas-microsoft-com:vml" xmlns:wp14="http://schemas.microsoft.com/office/word/2010/wordprocessingDrawing" xmlns:wp="http://schemas.openxmlformats.org/drawingml/2006/wordprocessingDrawing" xmlns:w10="urn:schemas-microsoft-com:office:word" xmlns:w="http://schemas.openxmlformats.org/wordprocessingml/2006/main" xmlns:w14="http://schemas.microsoft.com/office/word/2010/wordml" xmlns:w15="http://schemas.microsoft.com/office/word/2012/wordml" xmlns:w16cex="http://schemas.microsoft.com/office/word/2018/wordml/cex" xmlns:w16cid="http://schemas.microsoft.com/office/word/2016/wordml/cid" xmlns:w16="http://schemas.microsoft.com/office/word/2018/wordml" xmlns:w16du="http://schemas.microsoft.com/office/word/2023/wordml/word16du" xmlns:w16sdtdh="http://schemas.microsoft.com/office/word/2020/wordml/sdtdatahash" xmlns:w16sdtfl="http://schemas.microsoft.com/office/word/2024/wordml/sdtformatlock" xmlns:w16se="http://schemas.microsoft.com/office/word/2015/wordml/symex" xmlns:wpg="http://schemas.microsoft.com/office/word/2010/wordprocessingGroup" xmlns:wpi="http://schemas.microsoft.com/office/word/2010/wordprocessingInk" xmlns:wne="http://schemas.microsoft.com/office/word/2006/wordml" xmlns:wps="http://schemas.microsoft.com/office/word/2010/wordprocessingShape" mc:Ignorable="w14 w15 w16se w16cid w16 w16cex w16sdtdh w16sdtfl w16du wp14">
   <w:endnote w:type="separator" w:id="-1">
     <w:p>
       <w:pPr>
@@ -23435,7 +23169,7 @@
 </file>
 
 <file path=word/footer1.xml><?xml version="1.0" encoding="utf-8"?>
-<w:ftr xmlns:wpc="http://schemas.microsoft.com/office/word/2010/wordprocessingCanvas" xmlns:cx="http://schemas.microsoft.com/office/drawing/2014/chartex" xmlns:cx1="http://schemas.microsoft.com/office/drawing/2015/9/8/chartex" xmlns:cx2="http://schemas.microsoft.com/office/drawing/2015/10/21/chartex" xmlns:cx3="http://schemas.microsoft.com/office/drawing/2016/5/9/chartex" xmlns:cx4="http://schemas.microsoft.com/office/drawing/2016/5/10/chartex" xmlns:cx5="http://schemas.microsoft.com/office/drawing/2016/5/11/chartex" xmlns:cx6="http://schemas.microsoft.com/office/drawing/2016/5/12/chartex" xmlns:cx7="http://schemas.microsoft.com/office/drawing/2016/5/13/chartex" xmlns:cx8="http://schemas.microsoft.com/office/drawing/2016/5/14/chartex" xmlns:mc="http://schemas.openxmlformats.org/markup-compatibility/2006" xmlns:aink="http://schemas.microsoft.com/office/drawing/2016/ink" xmlns:am3d="http://schemas.microsoft.com/office/drawing/2017/model3d" xmlns:o="urn:schemas-microsoft-com:office:office" xmlns:oel="http://schemas.microsoft.com/office/2019/extlst" xmlns:r="http://schemas.openxmlformats.org/officeDocument/2006/relationships" xmlns:m="http://schemas.openxmlformats.org/officeDocument/2006/math" xmlns:v="urn:schemas-microsoft-com:vml" xmlns:wp14="http://schemas.microsoft.com/office/word/2010/wordprocessingDrawing" xmlns:wp="http://schemas.openxmlformats.org/drawingml/2006/wordprocessingDrawing" xmlns:w10="urn:schemas-microsoft-com:office:word" xmlns:w="http://schemas.openxmlformats.org/wordprocessingml/2006/main" xmlns:w14="http://schemas.microsoft.com/office/word/2010/wordml" xmlns:w15="http://schemas.microsoft.com/office/word/2012/wordml" xmlns:w16cex="http://schemas.microsoft.com/office/word/2018/wordml/cex" xmlns:w16cid="http://schemas.microsoft.com/office/word/2016/wordml/cid" xmlns:w16="http://schemas.microsoft.com/office/word/2018/wordml" xmlns:w16du="http://schemas.microsoft.com/office/word/2023/wordml/word16du" xmlns:w16sdtdh="http://schemas.microsoft.com/office/word/2020/wordml/sdtdatahash" xmlns:w16se="http://schemas.microsoft.com/office/word/2015/wordml/symex" xmlns:wpg="http://schemas.microsoft.com/office/word/2010/wordprocessingGroup" xmlns:wpi="http://schemas.microsoft.com/office/word/2010/wordprocessingInk" xmlns:wne="http://schemas.microsoft.com/office/word/2006/wordml" xmlns:wps="http://schemas.microsoft.com/office/word/2010/wordprocessingShape" mc:Ignorable="w14 w15 w16se w16cid w16 w16cex w16sdtdh w16du wp14">
+<w:ftr xmlns:wpc="http://schemas.microsoft.com/office/word/2010/wordprocessingCanvas" xmlns:cx="http://schemas.microsoft.com/office/drawing/2014/chartex" xmlns:cx1="http://schemas.microsoft.com/office/drawing/2015/9/8/chartex" xmlns:cx2="http://schemas.microsoft.com/office/drawing/2015/10/21/chartex" xmlns:cx3="http://schemas.microsoft.com/office/drawing/2016/5/9/chartex" xmlns:cx4="http://schemas.microsoft.com/office/drawing/2016/5/10/chartex" xmlns:cx5="http://schemas.microsoft.com/office/drawing/2016/5/11/chartex" xmlns:cx6="http://schemas.microsoft.com/office/drawing/2016/5/12/chartex" xmlns:cx7="http://schemas.microsoft.com/office/drawing/2016/5/13/chartex" xmlns:cx8="http://schemas.microsoft.com/office/drawing/2016/5/14/chartex" xmlns:mc="http://schemas.openxmlformats.org/markup-compatibility/2006" xmlns:aink="http://schemas.microsoft.com/office/drawing/2016/ink" xmlns:am3d="http://schemas.microsoft.com/office/drawing/2017/model3d" xmlns:o="urn:schemas-microsoft-com:office:office" xmlns:oel="http://schemas.microsoft.com/office/2019/extlst" xmlns:r="http://schemas.openxmlformats.org/officeDocument/2006/relationships" xmlns:m="http://schemas.openxmlformats.org/officeDocument/2006/math" xmlns:v="urn:schemas-microsoft-com:vml" xmlns:wp14="http://schemas.microsoft.com/office/word/2010/wordprocessingDrawing" xmlns:wp="http://schemas.openxmlformats.org/drawingml/2006/wordprocessingDrawing" xmlns:w10="urn:schemas-microsoft-com:office:word" xmlns:w="http://schemas.openxmlformats.org/wordprocessingml/2006/main" xmlns:w14="http://schemas.microsoft.com/office/word/2010/wordml" xmlns:w15="http://schemas.microsoft.com/office/word/2012/wordml" xmlns:w16cex="http://schemas.microsoft.com/office/word/2018/wordml/cex" xmlns:w16cid="http://schemas.microsoft.com/office/word/2016/wordml/cid" xmlns:w16="http://schemas.microsoft.com/office/word/2018/wordml" xmlns:w16du="http://schemas.microsoft.com/office/word/2023/wordml/word16du" xmlns:w16sdtdh="http://schemas.microsoft.com/office/word/2020/wordml/sdtdatahash" xmlns:w16sdtfl="http://schemas.microsoft.com/office/word/2024/wordml/sdtformatlock" xmlns:w16se="http://schemas.microsoft.com/office/word/2015/wordml/symex" xmlns:wpg="http://schemas.microsoft.com/office/word/2010/wordprocessingGroup" xmlns:wpi="http://schemas.microsoft.com/office/word/2010/wordprocessingInk" xmlns:wne="http://schemas.microsoft.com/office/word/2006/wordml" xmlns:wps="http://schemas.microsoft.com/office/word/2010/wordprocessingShape" mc:Ignorable="w14 w15 w16se w16cid w16 w16cex w16sdtdh w16sdtfl w16du wp14">
   <w:p>
     <w:pPr>
       <w:pStyle w:val="Piedepgina"/>
@@ -23920,7 +23654,7 @@
 </file>
 
 <file path=word/footnotes.xml><?xml version="1.0" encoding="utf-8"?>
-<w:footnotes xmlns:wpc="http://schemas.microsoft.com/office/word/2010/wordprocessingCanvas" xmlns:cx="http://schemas.microsoft.com/office/drawing/2014/chartex" xmlns:cx1="http://schemas.microsoft.com/office/drawing/2015/9/8/chartex" xmlns:cx2="http://schemas.microsoft.com/office/drawing/2015/10/21/chartex" xmlns:cx3="http://schemas.microsoft.com/office/drawing/2016/5/9/chartex" xmlns:cx4="http://schemas.microsoft.com/office/drawing/2016/5/10/chartex" xmlns:cx5="http://schemas.microsoft.com/office/drawing/2016/5/11/chartex" xmlns:cx6="http://schemas.microsoft.com/office/drawing/2016/5/12/chartex" xmlns:cx7="http://schemas.microsoft.com/office/drawing/2016/5/13/chartex" xmlns:cx8="http://schemas.microsoft.com/office/drawing/2016/5/14/chartex" xmlns:mc="http://schemas.openxmlformats.org/markup-compatibility/2006" xmlns:aink="http://schemas.microsoft.com/office/drawing/2016/ink" xmlns:am3d="http://schemas.microsoft.com/office/drawing/2017/model3d" xmlns:o="urn:schemas-microsoft-com:office:office" xmlns:oel="http://schemas.microsoft.com/office/2019/extlst" xmlns:r="http://schemas.openxmlformats.org/officeDocument/2006/relationships" xmlns:m="http://schemas.openxmlformats.org/officeDocument/2006/math" xmlns:v="urn:schemas-microsoft-com:vml" xmlns:wp14="http://schemas.microsoft.com/office/word/2010/wordprocessingDrawing" xmlns:wp="http://schemas.openxmlformats.org/drawingml/2006/wordprocessingDrawing" xmlns:w10="urn:schemas-microsoft-com:office:word" xmlns:w="http://schemas.openxmlformats.org/wordprocessingml/2006/main" xmlns:w14="http://schemas.microsoft.com/office/word/2010/wordml" xmlns:w15="http://schemas.microsoft.com/office/word/2012/wordml" xmlns:w16cex="http://schemas.microsoft.com/office/word/2018/wordml/cex" xmlns:w16cid="http://schemas.microsoft.com/office/word/2016/wordml/cid" xmlns:w16="http://schemas.microsoft.com/office/word/2018/wordml" xmlns:w16du="http://schemas.microsoft.com/office/word/2023/wordml/word16du" xmlns:w16sdtdh="http://schemas.microsoft.com/office/word/2020/wordml/sdtdatahash" xmlns:w16se="http://schemas.microsoft.com/office/word/2015/wordml/symex" xmlns:wpg="http://schemas.microsoft.com/office/word/2010/wordprocessingGroup" xmlns:wpi="http://schemas.microsoft.com/office/word/2010/wordprocessingInk" xmlns:wne="http://schemas.microsoft.com/office/word/2006/wordml" xmlns:wps="http://schemas.microsoft.com/office/word/2010/wordprocessingShape" mc:Ignorable="w14 w15 w16se w16cid w16 w16cex w16sdtdh w16du wp14">
+<w:footnotes xmlns:wpc="http://schemas.microsoft.com/office/word/2010/wordprocessingCanvas" xmlns:cx="http://schemas.microsoft.com/office/drawing/2014/chartex" xmlns:cx1="http://schemas.microsoft.com/office/drawing/2015/9/8/chartex" xmlns:cx2="http://schemas.microsoft.com/office/drawing/2015/10/21/chartex" xmlns:cx3="http://schemas.microsoft.com/office/drawing/2016/5/9/chartex" xmlns:cx4="http://schemas.microsoft.com/office/drawing/2016/5/10/chartex" xmlns:cx5="http://schemas.microsoft.com/office/drawing/2016/5/11/chartex" xmlns:cx6="http://schemas.microsoft.com/office/drawing/2016/5/12/chartex" xmlns:cx7="http://schemas.microsoft.com/office/drawing/2016/5/13/chartex" xmlns:cx8="http://schemas.microsoft.com/office/drawing/2016/5/14/chartex" xmlns:mc="http://schemas.openxmlformats.org/markup-compatibility/2006" xmlns:aink="http://schemas.microsoft.com/office/drawing/2016/ink" xmlns:am3d="http://schemas.microsoft.com/office/drawing/2017/model3d" xmlns:o="urn:schemas-microsoft-com:office:office" xmlns:oel="http://schemas.microsoft.com/office/2019/extlst" xmlns:r="http://schemas.openxmlformats.org/officeDocument/2006/relationships" xmlns:m="http://schemas.openxmlformats.org/officeDocument/2006/math" xmlns:v="urn:schemas-microsoft-com:vml" xmlns:wp14="http://schemas.microsoft.com/office/word/2010/wordprocessingDrawing" xmlns:wp="http://schemas.openxmlformats.org/drawingml/2006/wordprocessingDrawing" xmlns:w10="urn:schemas-microsoft-com:office:word" xmlns:w="http://schemas.openxmlformats.org/wordprocessingml/2006/main" xmlns:w14="http://schemas.microsoft.com/office/word/2010/wordml" xmlns:w15="http://schemas.microsoft.com/office/word/2012/wordml" xmlns:w16cex="http://schemas.microsoft.com/office/word/2018/wordml/cex" xmlns:w16cid="http://schemas.microsoft.com/office/word/2016/wordml/cid" xmlns:w16="http://schemas.microsoft.com/office/word/2018/wordml" xmlns:w16du="http://schemas.microsoft.com/office/word/2023/wordml/word16du" xmlns:w16sdtdh="http://schemas.microsoft.com/office/word/2020/wordml/sdtdatahash" xmlns:w16sdtfl="http://schemas.microsoft.com/office/word/2024/wordml/sdtformatlock" xmlns:w16se="http://schemas.microsoft.com/office/word/2015/wordml/symex" xmlns:wpg="http://schemas.microsoft.com/office/word/2010/wordprocessingGroup" xmlns:wpi="http://schemas.microsoft.com/office/word/2010/wordprocessingInk" xmlns:wne="http://schemas.microsoft.com/office/word/2006/wordml" xmlns:wps="http://schemas.microsoft.com/office/word/2010/wordprocessingShape" mc:Ignorable="w14 w15 w16se w16cid w16 w16cex w16sdtdh w16sdtfl w16du wp14">
   <w:footnote w:type="separator" w:id="-1">
     <w:p>
       <w:pPr>
@@ -23945,7 +23679,7 @@
 </file>
 
 <file path=word/header1.xml><?xml version="1.0" encoding="utf-8"?>
-<w:hdr xmlns:wpc="http://schemas.microsoft.com/office/word/2010/wordprocessingCanvas" xmlns:cx="http://schemas.microsoft.com/office/drawing/2014/chartex" xmlns:cx1="http://schemas.microsoft.com/office/drawing/2015/9/8/chartex" xmlns:cx2="http://schemas.microsoft.com/office/drawing/2015/10/21/chartex" xmlns:cx3="http://schemas.microsoft.com/office/drawing/2016/5/9/chartex" xmlns:cx4="http://schemas.microsoft.com/office/drawing/2016/5/10/chartex" xmlns:cx5="http://schemas.microsoft.com/office/drawing/2016/5/11/chartex" xmlns:cx6="http://schemas.microsoft.com/office/drawing/2016/5/12/chartex" xmlns:cx7="http://schemas.microsoft.com/office/drawing/2016/5/13/chartex" xmlns:cx8="http://schemas.microsoft.com/office/drawing/2016/5/14/chartex" xmlns:mc="http://schemas.openxmlformats.org/markup-compatibility/2006" xmlns:aink="http://schemas.microsoft.com/office/drawing/2016/ink" xmlns:am3d="http://schemas.microsoft.com/office/drawing/2017/model3d" xmlns:o="urn:schemas-microsoft-com:office:office" xmlns:oel="http://schemas.microsoft.com/office/2019/extlst" xmlns:r="http://schemas.openxmlformats.org/officeDocument/2006/relationships" xmlns:m="http://schemas.openxmlformats.org/officeDocument/2006/math" xmlns:v="urn:schemas-microsoft-com:vml" xmlns:wp14="http://schemas.microsoft.com/office/word/2010/wordprocessingDrawing" xmlns:wp="http://schemas.openxmlformats.org/drawingml/2006/wordprocessingDrawing" xmlns:w10="urn:schemas-microsoft-com:office:word" xmlns:w="http://schemas.openxmlformats.org/wordprocessingml/2006/main" xmlns:w14="http://schemas.microsoft.com/office/word/2010/wordml" xmlns:w15="http://schemas.microsoft.com/office/word/2012/wordml" xmlns:w16cex="http://schemas.microsoft.com/office/word/2018/wordml/cex" xmlns:w16cid="http://schemas.microsoft.com/office/word/2016/wordml/cid" xmlns:w16="http://schemas.microsoft.com/office/word/2018/wordml" xmlns:w16du="http://schemas.microsoft.com/office/word/2023/wordml/word16du" xmlns:w16sdtdh="http://schemas.microsoft.com/office/word/2020/wordml/sdtdatahash" xmlns:w16se="http://schemas.microsoft.com/office/word/2015/wordml/symex" xmlns:wpg="http://schemas.microsoft.com/office/word/2010/wordprocessingGroup" xmlns:wpi="http://schemas.microsoft.com/office/word/2010/wordprocessingInk" xmlns:wne="http://schemas.microsoft.com/office/word/2006/wordml" xmlns:wps="http://schemas.microsoft.com/office/word/2010/wordprocessingShape" mc:Ignorable="w14 w15 w16se w16cid w16 w16cex w16sdtdh w16du wp14">
+<w:hdr xmlns:wpc="http://schemas.microsoft.com/office/word/2010/wordprocessingCanvas" xmlns:cx="http://schemas.microsoft.com/office/drawing/2014/chartex" xmlns:cx1="http://schemas.microsoft.com/office/drawing/2015/9/8/chartex" xmlns:cx2="http://schemas.microsoft.com/office/drawing/2015/10/21/chartex" xmlns:cx3="http://schemas.microsoft.com/office/drawing/2016/5/9/chartex" xmlns:cx4="http://schemas.microsoft.com/office/drawing/2016/5/10/chartex" xmlns:cx5="http://schemas.microsoft.com/office/drawing/2016/5/11/chartex" xmlns:cx6="http://schemas.microsoft.com/office/drawing/2016/5/12/chartex" xmlns:cx7="http://schemas.microsoft.com/office/drawing/2016/5/13/chartex" xmlns:cx8="http://schemas.microsoft.com/office/drawing/2016/5/14/chartex" xmlns:mc="http://schemas.openxmlformats.org/markup-compatibility/2006" xmlns:aink="http://schemas.microsoft.com/office/drawing/2016/ink" xmlns:am3d="http://schemas.microsoft.com/office/drawing/2017/model3d" xmlns:o="urn:schemas-microsoft-com:office:office" xmlns:oel="http://schemas.microsoft.com/office/2019/extlst" xmlns:r="http://schemas.openxmlformats.org/officeDocument/2006/relationships" xmlns:m="http://schemas.openxmlformats.org/officeDocument/2006/math" xmlns:v="urn:schemas-microsoft-com:vml" xmlns:wp14="http://schemas.microsoft.com/office/word/2010/wordprocessingDrawing" xmlns:wp="http://schemas.openxmlformats.org/drawingml/2006/wordprocessingDrawing" xmlns:w10="urn:schemas-microsoft-com:office:word" xmlns:w="http://schemas.openxmlformats.org/wordprocessingml/2006/main" xmlns:w14="http://schemas.microsoft.com/office/word/2010/wordml" xmlns:w15="http://schemas.microsoft.com/office/word/2012/wordml" xmlns:w16cex="http://schemas.microsoft.com/office/word/2018/wordml/cex" xmlns:w16cid="http://schemas.microsoft.com/office/word/2016/wordml/cid" xmlns:w16="http://schemas.microsoft.com/office/word/2018/wordml" xmlns:w16du="http://schemas.microsoft.com/office/word/2023/wordml/word16du" xmlns:w16sdtdh="http://schemas.microsoft.com/office/word/2020/wordml/sdtdatahash" xmlns:w16sdtfl="http://schemas.microsoft.com/office/word/2024/wordml/sdtformatlock" xmlns:w16se="http://schemas.microsoft.com/office/word/2015/wordml/symex" xmlns:wpg="http://schemas.microsoft.com/office/word/2010/wordprocessingGroup" xmlns:wpi="http://schemas.microsoft.com/office/word/2010/wordprocessingInk" xmlns:wne="http://schemas.microsoft.com/office/word/2006/wordml" xmlns:wps="http://schemas.microsoft.com/office/word/2010/wordprocessingShape" mc:Ignorable="w14 w15 w16se w16cid w16 w16cex w16sdtdh w16sdtfl w16du wp14">
   <w:tbl>
     <w:tblPr>
       <w:tblStyle w:val="Tablaconcuadrcula"/>
@@ -24235,7 +23969,7 @@
 </file>
 
 <file path=word/numbering.xml><?xml version="1.0" encoding="utf-8"?>
-<w:numbering xmlns:wpc="http://schemas.microsoft.com/office/word/2010/wordprocessingCanvas" xmlns:cx="http://schemas.microsoft.com/office/drawing/2014/chartex" xmlns:cx1="http://schemas.microsoft.com/office/drawing/2015/9/8/chartex" xmlns:cx2="http://schemas.microsoft.com/office/drawing/2015/10/21/chartex" xmlns:cx3="http://schemas.microsoft.com/office/drawing/2016/5/9/chartex" xmlns:cx4="http://schemas.microsoft.com/office/drawing/2016/5/10/chartex" xmlns:cx5="http://schemas.microsoft.com/office/drawing/2016/5/11/chartex" xmlns:cx6="http://schemas.microsoft.com/office/drawing/2016/5/12/chartex" xmlns:cx7="http://schemas.microsoft.com/office/drawing/2016/5/13/chartex" xmlns:cx8="http://schemas.microsoft.com/office/drawing/2016/5/14/chartex" xmlns:mc="http://schemas.openxmlformats.org/markup-compatibility/2006" xmlns:aink="http://schemas.microsoft.com/office/drawing/2016/ink" xmlns:am3d="http://schemas.microsoft.com/office/drawing/2017/model3d" xmlns:o="urn:schemas-microsoft-com:office:office" xmlns:oel="http://schemas.microsoft.com/office/2019/extlst" xmlns:r="http://schemas.openxmlformats.org/officeDocument/2006/relationships" xmlns:m="http://schemas.openxmlformats.org/officeDocument/2006/math" xmlns:v="urn:schemas-microsoft-com:vml" xmlns:wp14="http://schemas.microsoft.com/office/word/2010/wordprocessingDrawing" xmlns:wp="http://schemas.openxmlformats.org/drawingml/2006/wordprocessingDrawing" xmlns:w10="urn:schemas-microsoft-com:office:word" xmlns:w="http://schemas.openxmlformats.org/wordprocessingml/2006/main" xmlns:w14="http://schemas.microsoft.com/office/word/2010/wordml" xmlns:w15="http://schemas.microsoft.com/office/word/2012/wordml" xmlns:w16cex="http://schemas.microsoft.com/office/word/2018/wordml/cex" xmlns:w16cid="http://schemas.microsoft.com/office/word/2016/wordml/cid" xmlns:w16="http://schemas.microsoft.com/office/word/2018/wordml" xmlns:w16du="http://schemas.microsoft.com/office/word/2023/wordml/word16du" xmlns:w16sdtdh="http://schemas.microsoft.com/office/word/2020/wordml/sdtdatahash" xmlns:w16se="http://schemas.microsoft.com/office/word/2015/wordml/symex" xmlns:wpg="http://schemas.microsoft.com/office/word/2010/wordprocessingGroup" xmlns:wpi="http://schemas.microsoft.com/office/word/2010/wordprocessingInk" xmlns:wne="http://schemas.microsoft.com/office/word/2006/wordml" xmlns:wps="http://schemas.microsoft.com/office/word/2010/wordprocessingShape" mc:Ignorable="w14 w15 w16se w16cid w16 w16cex w16sdtdh w16du wp14">
+<w:numbering xmlns:wpc="http://schemas.microsoft.com/office/word/2010/wordprocessingCanvas" xmlns:cx="http://schemas.microsoft.com/office/drawing/2014/chartex" xmlns:cx1="http://schemas.microsoft.com/office/drawing/2015/9/8/chartex" xmlns:cx2="http://schemas.microsoft.com/office/drawing/2015/10/21/chartex" xmlns:cx3="http://schemas.microsoft.com/office/drawing/2016/5/9/chartex" xmlns:cx4="http://schemas.microsoft.com/office/drawing/2016/5/10/chartex" xmlns:cx5="http://schemas.microsoft.com/office/drawing/2016/5/11/chartex" xmlns:cx6="http://schemas.microsoft.com/office/drawing/2016/5/12/chartex" xmlns:cx7="http://schemas.microsoft.com/office/drawing/2016/5/13/chartex" xmlns:cx8="http://schemas.microsoft.com/office/drawing/2016/5/14/chartex" xmlns:mc="http://schemas.openxmlformats.org/markup-compatibility/2006" xmlns:aink="http://schemas.microsoft.com/office/drawing/2016/ink" xmlns:am3d="http://schemas.microsoft.com/office/drawing/2017/model3d" xmlns:o="urn:schemas-microsoft-com:office:office" xmlns:oel="http://schemas.microsoft.com/office/2019/extlst" xmlns:r="http://schemas.openxmlformats.org/officeDocument/2006/relationships" xmlns:m="http://schemas.openxmlformats.org/officeDocument/2006/math" xmlns:v="urn:schemas-microsoft-com:vml" xmlns:wp14="http://schemas.microsoft.com/office/word/2010/wordprocessingDrawing" xmlns:wp="http://schemas.openxmlformats.org/drawingml/2006/wordprocessingDrawing" xmlns:w10="urn:schemas-microsoft-com:office:word" xmlns:w="http://schemas.openxmlformats.org/wordprocessingml/2006/main" xmlns:w14="http://schemas.microsoft.com/office/word/2010/wordml" xmlns:w15="http://schemas.microsoft.com/office/word/2012/wordml" xmlns:w16cex="http://schemas.microsoft.com/office/word/2018/wordml/cex" xmlns:w16cid="http://schemas.microsoft.com/office/word/2016/wordml/cid" xmlns:w16="http://schemas.microsoft.com/office/word/2018/wordml" xmlns:w16du="http://schemas.microsoft.com/office/word/2023/wordml/word16du" xmlns:w16sdtdh="http://schemas.microsoft.com/office/word/2020/wordml/sdtdatahash" xmlns:w16sdtfl="http://schemas.microsoft.com/office/word/2024/wordml/sdtformatlock" xmlns:w16se="http://schemas.microsoft.com/office/word/2015/wordml/symex" xmlns:wpg="http://schemas.microsoft.com/office/word/2010/wordprocessingGroup" xmlns:wpi="http://schemas.microsoft.com/office/word/2010/wordprocessingInk" xmlns:wne="http://schemas.microsoft.com/office/word/2006/wordml" xmlns:wps="http://schemas.microsoft.com/office/word/2010/wordprocessingShape" mc:Ignorable="w14 w15 w16se w16cid w16 w16cex w16sdtdh w16sdtfl w16du wp14">
   <w:abstractNum w:abstractNumId="0" w15:restartNumberingAfterBreak="0">
     <w:nsid w:val="042B1BDA"/>
     <w:multiLevelType w:val="hybridMultilevel"/>
@@ -28061,7 +27795,7 @@
 </file>
 
 <file path=word/styles.xml><?xml version="1.0" encoding="utf-8"?>
-<w:styles xmlns:mc="http://schemas.openxmlformats.org/markup-compatibility/2006" xmlns:r="http://schemas.openxmlformats.org/officeDocument/2006/relationships" xmlns:w="http://schemas.openxmlformats.org/wordprocessingml/2006/main" xmlns:w14="http://schemas.microsoft.com/office/word/2010/wordml" xmlns:w15="http://schemas.microsoft.com/office/word/2012/wordml" xmlns:w16cex="http://schemas.microsoft.com/office/word/2018/wordml/cex" xmlns:w16cid="http://schemas.microsoft.com/office/word/2016/wordml/cid" xmlns:w16="http://schemas.microsoft.com/office/word/2018/wordml" xmlns:w16du="http://schemas.microsoft.com/office/word/2023/wordml/word16du" xmlns:w16sdtdh="http://schemas.microsoft.com/office/word/2020/wordml/sdtdatahash" xmlns:w16se="http://schemas.microsoft.com/office/word/2015/wordml/symex" mc:Ignorable="w14 w15 w16se w16cid w16 w16cex w16sdtdh w16du">
+<w:styles xmlns:mc="http://schemas.openxmlformats.org/markup-compatibility/2006" xmlns:r="http://schemas.openxmlformats.org/officeDocument/2006/relationships" xmlns:w="http://schemas.openxmlformats.org/wordprocessingml/2006/main" xmlns:w14="http://schemas.microsoft.com/office/word/2010/wordml" xmlns:w15="http://schemas.microsoft.com/office/word/2012/wordml" xmlns:w16cex="http://schemas.microsoft.com/office/word/2018/wordml/cex" xmlns:w16cid="http://schemas.microsoft.com/office/word/2016/wordml/cid" xmlns:w16="http://schemas.microsoft.com/office/word/2018/wordml" xmlns:w16du="http://schemas.microsoft.com/office/word/2023/wordml/word16du" xmlns:w16sdtdh="http://schemas.microsoft.com/office/word/2020/wordml/sdtdatahash" xmlns:w16sdtfl="http://schemas.microsoft.com/office/word/2024/wordml/sdtformatlock" xmlns:w16se="http://schemas.microsoft.com/office/word/2015/wordml/symex" mc:Ignorable="w14 w15 w16se w16cid w16 w16cex w16sdtdh w16sdtfl w16du">
   <w:docDefaults>
     <w:rPrDefault>
       <w:rPr>
@@ -29097,7 +28831,7 @@
       <w14:ligatures w14:val="none"/>
     </w:rPr>
   </w:style>
-  <w:style w:type="character" w:styleId="Textoennegrita">
+  <w:style w:type="character" w:styleId="Fuerte">
     <w:name w:val="Strong"/>
     <w:basedOn w:val="Fuentedeprrafopredeter"/>
     <w:uiPriority w:val="22"/>
